--- a/AVANCE_2.docx
+++ b/AVANCE_2.docx
@@ -939,7 +939,7 @@
       <w:r>
         <w:fldChar w:fldCharType="separate"/>
       </w:r>
-      <w:hyperlink w:anchor="_Toc240281431" w:history="1">
+      <w:hyperlink w:anchor="_Toc240292430" w:history="1">
         <w:r>
           <w:rPr>
             <w:rStyle w:val="Hyperlink"/>
@@ -966,7 +966,7 @@
             <w:noProof/>
             <w:webHidden/>
           </w:rPr>
-          <w:instrText xml:space="preserve"> PAGEREF _Toc240281431 \h </w:instrText>
+          <w:instrText xml:space="preserve"> PAGEREF _Toc240292430 \h </w:instrText>
         </w:r>
         <w:r>
           <w:rPr>
@@ -1007,7 +1007,7 @@
           <w:noProof/>
         </w:rPr>
       </w:pPr>
-      <w:hyperlink w:anchor="_Toc240281432" w:history="1">
+      <w:hyperlink w:anchor="_Toc240292431" w:history="1">
         <w:r>
           <w:rPr>
             <w:rStyle w:val="Hyperlink"/>
@@ -1034,7 +1034,7 @@
             <w:noProof/>
             <w:webHidden/>
           </w:rPr>
-          <w:instrText xml:space="preserve"> PAGEREF _Toc240281432 \h </w:instrText>
+          <w:instrText xml:space="preserve"> PAGEREF _Toc240292431 \h </w:instrText>
         </w:r>
         <w:r>
           <w:rPr>
@@ -1075,7 +1075,7 @@
           <w:noProof/>
         </w:rPr>
       </w:pPr>
-      <w:hyperlink w:anchor="_Toc240281433" w:history="1">
+      <w:hyperlink w:anchor="_Toc240292432" w:history="1">
         <w:r>
           <w:rPr>
             <w:rStyle w:val="Hyperlink"/>
@@ -1102,7 +1102,7 @@
             <w:noProof/>
             <w:webHidden/>
           </w:rPr>
-          <w:instrText xml:space="preserve"> PAGEREF _Toc240281433 \h </w:instrText>
+          <w:instrText xml:space="preserve"> PAGEREF _Toc240292432 \h </w:instrText>
         </w:r>
         <w:r>
           <w:rPr>
@@ -1143,7 +1143,7 @@
           <w:noProof/>
         </w:rPr>
       </w:pPr>
-      <w:hyperlink w:anchor="_Toc240281434" w:history="1">
+      <w:hyperlink w:anchor="_Toc240292433" w:history="1">
         <w:r>
           <w:rPr>
             <w:rStyle w:val="Hyperlink"/>
@@ -1170,7 +1170,7 @@
             <w:noProof/>
             <w:webHidden/>
           </w:rPr>
-          <w:instrText xml:space="preserve"> PAGEREF _Toc240281434 \h </w:instrText>
+          <w:instrText xml:space="preserve"> PAGEREF _Toc240292433 \h </w:instrText>
         </w:r>
         <w:r>
           <w:rPr>
@@ -1211,7 +1211,7 @@
           <w:noProof/>
         </w:rPr>
       </w:pPr>
-      <w:hyperlink w:anchor="_Toc240281435" w:history="1">
+      <w:hyperlink w:anchor="_Toc240292434" w:history="1">
         <w:r>
           <w:rPr>
             <w:rStyle w:val="Hyperlink"/>
@@ -1238,7 +1238,7 @@
             <w:noProof/>
             <w:webHidden/>
           </w:rPr>
-          <w:instrText xml:space="preserve"> PAGEREF _Toc240281435 \h </w:instrText>
+          <w:instrText xml:space="preserve"> PAGEREF _Toc240292434 \h </w:instrText>
         </w:r>
         <w:r>
           <w:rPr>
@@ -1258,7 +1258,7 @@
             <w:noProof/>
             <w:webHidden/>
           </w:rPr>
-          <w:t>6</w:t>
+          <w:t>7</w:t>
         </w:r>
         <w:r>
           <w:rPr>
@@ -1279,7 +1279,7 @@
           <w:noProof/>
         </w:rPr>
       </w:pPr>
-      <w:hyperlink w:anchor="_Toc240281436" w:history="1">
+      <w:hyperlink w:anchor="_Toc240292435" w:history="1">
         <w:r>
           <w:rPr>
             <w:rStyle w:val="Hyperlink"/>
@@ -1306,7 +1306,7 @@
             <w:noProof/>
             <w:webHidden/>
           </w:rPr>
-          <w:instrText xml:space="preserve"> PAGEREF _Toc240281436 \h </w:instrText>
+          <w:instrText xml:space="preserve"> PAGEREF _Toc240292435 \h </w:instrText>
         </w:r>
         <w:r>
           <w:rPr>
@@ -1347,7 +1347,7 @@
           <w:noProof/>
         </w:rPr>
       </w:pPr>
-      <w:hyperlink w:anchor="_Toc240281437" w:history="1">
+      <w:hyperlink w:anchor="_Toc240292436" w:history="1">
         <w:r>
           <w:rPr>
             <w:rStyle w:val="Hyperlink"/>
@@ -1374,7 +1374,7 @@
             <w:noProof/>
             <w:webHidden/>
           </w:rPr>
-          <w:instrText xml:space="preserve"> PAGEREF _Toc240281437 \h </w:instrText>
+          <w:instrText xml:space="preserve"> PAGEREF _Toc240292436 \h </w:instrText>
         </w:r>
         <w:r>
           <w:rPr>
@@ -1415,7 +1415,7 @@
           <w:noProof/>
         </w:rPr>
       </w:pPr>
-      <w:hyperlink w:anchor="_Toc240281438" w:history="1">
+      <w:hyperlink w:anchor="_Toc240292437" w:history="1">
         <w:r>
           <w:rPr>
             <w:rStyle w:val="Hyperlink"/>
@@ -1442,7 +1442,7 @@
             <w:noProof/>
             <w:webHidden/>
           </w:rPr>
-          <w:instrText xml:space="preserve"> PAGEREF _Toc240281438 \h </w:instrText>
+          <w:instrText xml:space="preserve"> PAGEREF _Toc240292437 \h </w:instrText>
         </w:r>
         <w:r>
           <w:rPr>
@@ -1483,7 +1483,7 @@
           <w:noProof/>
         </w:rPr>
       </w:pPr>
-      <w:hyperlink w:anchor="_Toc240281439" w:history="1">
+      <w:hyperlink w:anchor="_Toc240292438" w:history="1">
         <w:r>
           <w:rPr>
             <w:rStyle w:val="Hyperlink"/>
@@ -1510,7 +1510,7 @@
             <w:noProof/>
             <w:webHidden/>
           </w:rPr>
-          <w:instrText xml:space="preserve"> PAGEREF _Toc240281439 \h </w:instrText>
+          <w:instrText xml:space="preserve"> PAGEREF _Toc240292438 \h </w:instrText>
         </w:r>
         <w:r>
           <w:rPr>
@@ -1551,7 +1551,7 @@
           <w:noProof/>
         </w:rPr>
       </w:pPr>
-      <w:hyperlink w:anchor="_Toc240281440" w:history="1">
+      <w:hyperlink w:anchor="_Toc240292439" w:history="1">
         <w:r>
           <w:rPr>
             <w:rStyle w:val="Hyperlink"/>
@@ -1578,7 +1578,7 @@
             <w:noProof/>
             <w:webHidden/>
           </w:rPr>
-          <w:instrText xml:space="preserve"> PAGEREF _Toc240281440 \h </w:instrText>
+          <w:instrText xml:space="preserve"> PAGEREF _Toc240292439 \h </w:instrText>
         </w:r>
         <w:r>
           <w:rPr>
@@ -1619,7 +1619,7 @@
           <w:noProof/>
         </w:rPr>
       </w:pPr>
-      <w:hyperlink w:anchor="_Toc240281441" w:history="1">
+      <w:hyperlink w:anchor="_Toc240292440" w:history="1">
         <w:r>
           <w:rPr>
             <w:rStyle w:val="Hyperlink"/>
@@ -1646,7 +1646,7 @@
             <w:noProof/>
             <w:webHidden/>
           </w:rPr>
-          <w:instrText xml:space="preserve"> PAGEREF _Toc240281441 \h </w:instrText>
+          <w:instrText xml:space="preserve"> PAGEREF _Toc240292440 \h </w:instrText>
         </w:r>
         <w:r>
           <w:rPr>
@@ -1687,7 +1687,7 @@
           <w:noProof/>
         </w:rPr>
       </w:pPr>
-      <w:hyperlink w:anchor="_Toc240281442" w:history="1">
+      <w:hyperlink w:anchor="_Toc240292441" w:history="1">
         <w:r>
           <w:rPr>
             <w:rStyle w:val="Hyperlink"/>
@@ -1714,7 +1714,7 @@
             <w:noProof/>
             <w:webHidden/>
           </w:rPr>
-          <w:instrText xml:space="preserve"> PAGEREF _Toc240281442 \h </w:instrText>
+          <w:instrText xml:space="preserve"> PAGEREF _Toc240292441 \h </w:instrText>
         </w:r>
         <w:r>
           <w:rPr>
@@ -1755,7 +1755,7 @@
           <w:noProof/>
         </w:rPr>
       </w:pPr>
-      <w:hyperlink w:anchor="_Toc240281443" w:history="1">
+      <w:hyperlink w:anchor="_Toc240292442" w:history="1">
         <w:r>
           <w:rPr>
             <w:rStyle w:val="Hyperlink"/>
@@ -1782,7 +1782,7 @@
             <w:noProof/>
             <w:webHidden/>
           </w:rPr>
-          <w:instrText xml:space="preserve"> PAGEREF _Toc240281443 \h </w:instrText>
+          <w:instrText xml:space="preserve"> PAGEREF _Toc240292442 \h </w:instrText>
         </w:r>
         <w:r>
           <w:rPr>
@@ -1823,7 +1823,7 @@
           <w:noProof/>
         </w:rPr>
       </w:pPr>
-      <w:hyperlink w:anchor="_Toc240281444" w:history="1">
+      <w:hyperlink w:anchor="_Toc240292443" w:history="1">
         <w:r>
           <w:rPr>
             <w:rStyle w:val="Hyperlink"/>
@@ -1850,7 +1850,7 @@
             <w:noProof/>
             <w:webHidden/>
           </w:rPr>
-          <w:instrText xml:space="preserve"> PAGEREF _Toc240281444 \h </w:instrText>
+          <w:instrText xml:space="preserve"> PAGEREF _Toc240292443 \h </w:instrText>
         </w:r>
         <w:r>
           <w:rPr>
@@ -1891,7 +1891,7 @@
           <w:noProof/>
         </w:rPr>
       </w:pPr>
-      <w:hyperlink w:anchor="_Toc240281445" w:history="1">
+      <w:hyperlink w:anchor="_Toc240292444" w:history="1">
         <w:r>
           <w:rPr>
             <w:rStyle w:val="Hyperlink"/>
@@ -1918,7 +1918,7 @@
             <w:noProof/>
             <w:webHidden/>
           </w:rPr>
-          <w:instrText xml:space="preserve"> PAGEREF _Toc240281445 \h </w:instrText>
+          <w:instrText xml:space="preserve"> PAGEREF _Toc240292444 \h </w:instrText>
         </w:r>
         <w:r>
           <w:rPr>
@@ -1959,7 +1959,7 @@
           <w:noProof/>
         </w:rPr>
       </w:pPr>
-      <w:hyperlink w:anchor="_Toc240281446" w:history="1">
+      <w:hyperlink w:anchor="_Toc240292445" w:history="1">
         <w:r>
           <w:rPr>
             <w:rStyle w:val="Hyperlink"/>
@@ -1986,7 +1986,7 @@
             <w:noProof/>
             <w:webHidden/>
           </w:rPr>
-          <w:instrText xml:space="preserve"> PAGEREF _Toc240281446 \h </w:instrText>
+          <w:instrText xml:space="preserve"> PAGEREF _Toc240292445 \h </w:instrText>
         </w:r>
         <w:r>
           <w:rPr>
@@ -2027,13 +2027,13 @@
           <w:noProof/>
         </w:rPr>
       </w:pPr>
-      <w:hyperlink w:anchor="_Toc240281447" w:history="1">
+      <w:hyperlink w:anchor="_Toc240292446" w:history="1">
         <w:r>
           <w:rPr>
             <w:rStyle w:val="Hyperlink"/>
             <w:noProof/>
           </w:rPr>
-          <w:t>8.3 Tercer avance y entrega final — planificado</w:t>
+          <w:t>8.3 Ciclo posterior a la integración y tercer avance — planificado</w:t>
         </w:r>
         <w:r>
           <w:rPr>
@@ -2054,7 +2054,7 @@
             <w:noProof/>
             <w:webHidden/>
           </w:rPr>
-          <w:instrText xml:space="preserve"> PAGEREF _Toc240281447 \h </w:instrText>
+          <w:instrText xml:space="preserve"> PAGEREF _Toc240292446 \h </w:instrText>
         </w:r>
         <w:r>
           <w:rPr>
@@ -2074,7 +2074,7 @@
             <w:noProof/>
             <w:webHidden/>
           </w:rPr>
-          <w:t>13</w:t>
+          <w:t>14</w:t>
         </w:r>
         <w:r>
           <w:rPr>
@@ -2095,7 +2095,7 @@
           <w:noProof/>
         </w:rPr>
       </w:pPr>
-      <w:hyperlink w:anchor="_Toc240281448" w:history="1">
+      <w:hyperlink w:anchor="_Toc240292447" w:history="1">
         <w:r>
           <w:rPr>
             <w:rStyle w:val="Hyperlink"/>
@@ -2122,7 +2122,7 @@
             <w:noProof/>
             <w:webHidden/>
           </w:rPr>
-          <w:instrText xml:space="preserve"> PAGEREF _Toc240281448 \h </w:instrText>
+          <w:instrText xml:space="preserve"> PAGEREF _Toc240292447 \h </w:instrText>
         </w:r>
         <w:r>
           <w:rPr>
@@ -2163,7 +2163,7 @@
           <w:noProof/>
         </w:rPr>
       </w:pPr>
-      <w:hyperlink w:anchor="_Toc240281449" w:history="1">
+      <w:hyperlink w:anchor="_Toc240292448" w:history="1">
         <w:r>
           <w:rPr>
             <w:rStyle w:val="Hyperlink"/>
@@ -2190,7 +2190,7 @@
             <w:noProof/>
             <w:webHidden/>
           </w:rPr>
-          <w:instrText xml:space="preserve"> PAGEREF _Toc240281449 \h </w:instrText>
+          <w:instrText xml:space="preserve"> PAGEREF _Toc240292448 \h </w:instrText>
         </w:r>
         <w:r>
           <w:rPr>
@@ -2231,7 +2231,7 @@
           <w:noProof/>
         </w:rPr>
       </w:pPr>
-      <w:hyperlink w:anchor="_Toc240281450" w:history="1">
+      <w:hyperlink w:anchor="_Toc240292449" w:history="1">
         <w:r>
           <w:rPr>
             <w:rStyle w:val="Hyperlink"/>
@@ -2258,7 +2258,7 @@
             <w:noProof/>
             <w:webHidden/>
           </w:rPr>
-          <w:instrText xml:space="preserve"> PAGEREF _Toc240281450 \h </w:instrText>
+          <w:instrText xml:space="preserve"> PAGEREF _Toc240292449 \h </w:instrText>
         </w:r>
         <w:r>
           <w:rPr>
@@ -2299,7 +2299,7 @@
           <w:noProof/>
         </w:rPr>
       </w:pPr>
-      <w:hyperlink w:anchor="_Toc240281451" w:history="1">
+      <w:hyperlink w:anchor="_Toc240292450" w:history="1">
         <w:r>
           <w:rPr>
             <w:rStyle w:val="Hyperlink"/>
@@ -2326,7 +2326,7 @@
             <w:noProof/>
             <w:webHidden/>
           </w:rPr>
-          <w:instrText xml:space="preserve"> PAGEREF _Toc240281451 \h </w:instrText>
+          <w:instrText xml:space="preserve"> PAGEREF _Toc240292450 \h </w:instrText>
         </w:r>
         <w:r>
           <w:rPr>
@@ -2367,7 +2367,7 @@
           <w:noProof/>
         </w:rPr>
       </w:pPr>
-      <w:hyperlink w:anchor="_Toc240281452" w:history="1">
+      <w:hyperlink w:anchor="_Toc240292451" w:history="1">
         <w:r>
           <w:rPr>
             <w:rStyle w:val="Hyperlink"/>
@@ -2394,7 +2394,7 @@
             <w:noProof/>
             <w:webHidden/>
           </w:rPr>
-          <w:instrText xml:space="preserve"> PAGEREF _Toc240281452 \h </w:instrText>
+          <w:instrText xml:space="preserve"> PAGEREF _Toc240292451 \h </w:instrText>
         </w:r>
         <w:r>
           <w:rPr>
@@ -2435,7 +2435,7 @@
           <w:noProof/>
         </w:rPr>
       </w:pPr>
-      <w:hyperlink w:anchor="_Toc240281453" w:history="1">
+      <w:hyperlink w:anchor="_Toc240292452" w:history="1">
         <w:r>
           <w:rPr>
             <w:rStyle w:val="Hyperlink"/>
@@ -2462,7 +2462,7 @@
             <w:noProof/>
             <w:webHidden/>
           </w:rPr>
-          <w:instrText xml:space="preserve"> PAGEREF _Toc240281453 \h </w:instrText>
+          <w:instrText xml:space="preserve"> PAGEREF _Toc240292452 \h </w:instrText>
         </w:r>
         <w:r>
           <w:rPr>
@@ -2503,7 +2503,7 @@
           <w:noProof/>
         </w:rPr>
       </w:pPr>
-      <w:hyperlink w:anchor="_Toc240281454" w:history="1">
+      <w:hyperlink w:anchor="_Toc240292453" w:history="1">
         <w:r>
           <w:rPr>
             <w:rStyle w:val="Hyperlink"/>
@@ -2530,7 +2530,7 @@
             <w:noProof/>
             <w:webHidden/>
           </w:rPr>
-          <w:instrText xml:space="preserve"> PAGEREF _Toc240281454 \h </w:instrText>
+          <w:instrText xml:space="preserve"> PAGEREF _Toc240292453 \h </w:instrText>
         </w:r>
         <w:r>
           <w:rPr>
@@ -2571,7 +2571,7 @@
           <w:noProof/>
         </w:rPr>
       </w:pPr>
-      <w:hyperlink w:anchor="_Toc240281455" w:history="1">
+      <w:hyperlink w:anchor="_Toc240292454" w:history="1">
         <w:r>
           <w:rPr>
             <w:rStyle w:val="Hyperlink"/>
@@ -2598,7 +2598,7 @@
             <w:noProof/>
             <w:webHidden/>
           </w:rPr>
-          <w:instrText xml:space="preserve"> PAGEREF _Toc240281455 \h </w:instrText>
+          <w:instrText xml:space="preserve"> PAGEREF _Toc240292454 \h </w:instrText>
         </w:r>
         <w:r>
           <w:rPr>
@@ -2639,7 +2639,7 @@
           <w:noProof/>
         </w:rPr>
       </w:pPr>
-      <w:hyperlink w:anchor="_Toc240281456" w:history="1">
+      <w:hyperlink w:anchor="_Toc240292455" w:history="1">
         <w:r>
           <w:rPr>
             <w:rStyle w:val="Hyperlink"/>
@@ -2666,7 +2666,7 @@
             <w:noProof/>
             <w:webHidden/>
           </w:rPr>
-          <w:instrText xml:space="preserve"> PAGEREF _Toc240281456 \h </w:instrText>
+          <w:instrText xml:space="preserve"> PAGEREF _Toc240292455 \h </w:instrText>
         </w:r>
         <w:r>
           <w:rPr>
@@ -2707,7 +2707,7 @@
           <w:noProof/>
         </w:rPr>
       </w:pPr>
-      <w:hyperlink w:anchor="_Toc240281457" w:history="1">
+      <w:hyperlink w:anchor="_Toc240292456" w:history="1">
         <w:r>
           <w:rPr>
             <w:rStyle w:val="Hyperlink"/>
@@ -2734,7 +2734,7 @@
             <w:noProof/>
             <w:webHidden/>
           </w:rPr>
-          <w:instrText xml:space="preserve"> PAGEREF _Toc240281457 \h </w:instrText>
+          <w:instrText xml:space="preserve"> PAGEREF _Toc240292456 \h </w:instrText>
         </w:r>
         <w:r>
           <w:rPr>
@@ -2775,7 +2775,7 @@
           <w:noProof/>
         </w:rPr>
       </w:pPr>
-      <w:hyperlink w:anchor="_Toc240281458" w:history="1">
+      <w:hyperlink w:anchor="_Toc240292457" w:history="1">
         <w:r>
           <w:rPr>
             <w:rStyle w:val="Hyperlink"/>
@@ -2802,7 +2802,7 @@
             <w:noProof/>
             <w:webHidden/>
           </w:rPr>
-          <w:instrText xml:space="preserve"> PAGEREF _Toc240281458 \h </w:instrText>
+          <w:instrText xml:space="preserve"> PAGEREF _Toc240292457 \h </w:instrText>
         </w:r>
         <w:r>
           <w:rPr>
@@ -2843,7 +2843,7 @@
           <w:noProof/>
         </w:rPr>
       </w:pPr>
-      <w:hyperlink w:anchor="_Toc240281459" w:history="1">
+      <w:hyperlink w:anchor="_Toc240292458" w:history="1">
         <w:r>
           <w:rPr>
             <w:rStyle w:val="Hyperlink"/>
@@ -2870,7 +2870,7 @@
             <w:noProof/>
             <w:webHidden/>
           </w:rPr>
-          <w:instrText xml:space="preserve"> PAGEREF _Toc240281459 \h </w:instrText>
+          <w:instrText xml:space="preserve"> PAGEREF _Toc240292458 \h </w:instrText>
         </w:r>
         <w:r>
           <w:rPr>
@@ -2911,7 +2911,7 @@
           <w:noProof/>
         </w:rPr>
       </w:pPr>
-      <w:hyperlink w:anchor="_Toc240281460" w:history="1">
+      <w:hyperlink w:anchor="_Toc240292459" w:history="1">
         <w:r>
           <w:rPr>
             <w:rStyle w:val="Hyperlink"/>
@@ -2938,7 +2938,7 @@
             <w:noProof/>
             <w:webHidden/>
           </w:rPr>
-          <w:instrText xml:space="preserve"> PAGEREF _Toc240281460 \h </w:instrText>
+          <w:instrText xml:space="preserve"> PAGEREF _Toc240292459 \h </w:instrText>
         </w:r>
         <w:r>
           <w:rPr>
@@ -2979,7 +2979,7 @@
           <w:noProof/>
         </w:rPr>
       </w:pPr>
-      <w:hyperlink w:anchor="_Toc240281461" w:history="1">
+      <w:hyperlink w:anchor="_Toc240292460" w:history="1">
         <w:r>
           <w:rPr>
             <w:rStyle w:val="Hyperlink"/>
@@ -3006,7 +3006,7 @@
             <w:noProof/>
             <w:webHidden/>
           </w:rPr>
-          <w:instrText xml:space="preserve"> PAGEREF _Toc240281461 \h </w:instrText>
+          <w:instrText xml:space="preserve"> PAGEREF _Toc240292460 \h </w:instrText>
         </w:r>
         <w:r>
           <w:rPr>
@@ -3047,7 +3047,7 @@
           <w:noProof/>
         </w:rPr>
       </w:pPr>
-      <w:hyperlink w:anchor="_Toc240281462" w:history="1">
+      <w:hyperlink w:anchor="_Toc240292461" w:history="1">
         <w:r>
           <w:rPr>
             <w:rStyle w:val="Hyperlink"/>
@@ -3074,7 +3074,7 @@
             <w:noProof/>
             <w:webHidden/>
           </w:rPr>
-          <w:instrText xml:space="preserve"> PAGEREF _Toc240281462 \h </w:instrText>
+          <w:instrText xml:space="preserve"> PAGEREF _Toc240292461 \h </w:instrText>
         </w:r>
         <w:r>
           <w:rPr>
@@ -3115,7 +3115,7 @@
           <w:noProof/>
         </w:rPr>
       </w:pPr>
-      <w:hyperlink w:anchor="_Toc240281463" w:history="1">
+      <w:hyperlink w:anchor="_Toc240292462" w:history="1">
         <w:r>
           <w:rPr>
             <w:rStyle w:val="Hyperlink"/>
@@ -3142,7 +3142,7 @@
             <w:noProof/>
             <w:webHidden/>
           </w:rPr>
-          <w:instrText xml:space="preserve"> PAGEREF _Toc240281463 \h </w:instrText>
+          <w:instrText xml:space="preserve"> PAGEREF _Toc240292462 \h </w:instrText>
         </w:r>
         <w:r>
           <w:rPr>
@@ -3183,7 +3183,7 @@
           <w:noProof/>
         </w:rPr>
       </w:pPr>
-      <w:hyperlink w:anchor="_Toc240281464" w:history="1">
+      <w:hyperlink w:anchor="_Toc240292463" w:history="1">
         <w:r>
           <w:rPr>
             <w:rStyle w:val="Hyperlink"/>
@@ -3210,7 +3210,7 @@
             <w:noProof/>
             <w:webHidden/>
           </w:rPr>
-          <w:instrText xml:space="preserve"> PAGEREF _Toc240281464 \h </w:instrText>
+          <w:instrText xml:space="preserve"> PAGEREF _Toc240292463 \h </w:instrText>
         </w:r>
         <w:r>
           <w:rPr>
@@ -3251,7 +3251,7 @@
           <w:noProof/>
         </w:rPr>
       </w:pPr>
-      <w:hyperlink w:anchor="_Toc240281465" w:history="1">
+      <w:hyperlink w:anchor="_Toc240292464" w:history="1">
         <w:r>
           <w:rPr>
             <w:rStyle w:val="Hyperlink"/>
@@ -3278,7 +3278,7 @@
             <w:noProof/>
             <w:webHidden/>
           </w:rPr>
-          <w:instrText xml:space="preserve"> PAGEREF _Toc240281465 \h </w:instrText>
+          <w:instrText xml:space="preserve"> PAGEREF _Toc240292464 \h </w:instrText>
         </w:r>
         <w:r>
           <w:rPr>
@@ -3319,7 +3319,7 @@
           <w:noProof/>
         </w:rPr>
       </w:pPr>
-      <w:hyperlink w:anchor="_Toc240281466" w:history="1">
+      <w:hyperlink w:anchor="_Toc240292465" w:history="1">
         <w:r>
           <w:rPr>
             <w:rStyle w:val="Hyperlink"/>
@@ -3346,7 +3346,7 @@
             <w:noProof/>
             <w:webHidden/>
           </w:rPr>
-          <w:instrText xml:space="preserve"> PAGEREF _Toc240281466 \h </w:instrText>
+          <w:instrText xml:space="preserve"> PAGEREF _Toc240292465 \h </w:instrText>
         </w:r>
         <w:r>
           <w:rPr>
@@ -3387,7 +3387,7 @@
           <w:noProof/>
         </w:rPr>
       </w:pPr>
-      <w:hyperlink w:anchor="_Toc240281467" w:history="1">
+      <w:hyperlink w:anchor="_Toc240292466" w:history="1">
         <w:r>
           <w:rPr>
             <w:rStyle w:val="Hyperlink"/>
@@ -3414,7 +3414,7 @@
             <w:noProof/>
             <w:webHidden/>
           </w:rPr>
-          <w:instrText xml:space="preserve"> PAGEREF _Toc240281467 \h </w:instrText>
+          <w:instrText xml:space="preserve"> PAGEREF _Toc240292466 \h </w:instrText>
         </w:r>
         <w:r>
           <w:rPr>
@@ -3459,7 +3459,7 @@
       <w:pPr>
         <w:pStyle w:val="Heading1"/>
       </w:pPr>
-      <w:bookmarkStart w:id="0" w:name="_Toc240281431"/>
+      <w:bookmarkStart w:id="0" w:name="_Toc240292430"/>
       <w:r>
         <w:lastRenderedPageBreak/>
         <w:t>1. Portada y participación del equipo</w:t>
@@ -3498,9 +3498,9 @@
         <w:tblLook w:val="04A0" w:firstRow="1" w:lastRow="0" w:firstColumn="1" w:lastColumn="0" w:noHBand="0" w:noVBand="1"/>
       </w:tblPr>
       <w:tblGrid>
-        <w:gridCol w:w="3175"/>
-        <w:gridCol w:w="1361"/>
-        <w:gridCol w:w="4762"/>
+        <w:gridCol w:w="2835"/>
+        <w:gridCol w:w="1247"/>
+        <w:gridCol w:w="5216"/>
       </w:tblGrid>
       <w:tr>
         <w:trPr>
@@ -3509,7 +3509,7 @@
         </w:trPr>
         <w:tc>
           <w:tcPr>
-            <w:tcW w:w="3175" w:type="dxa"/>
+            <w:tcW w:w="2835" w:type="dxa"/>
             <w:shd w:val="clear" w:color="auto" w:fill="D9E2F3"/>
           </w:tcPr>
           <w:p>
@@ -3529,7 +3529,7 @@
         </w:tc>
         <w:tc>
           <w:tcPr>
-            <w:tcW w:w="1361" w:type="dxa"/>
+            <w:tcW w:w="1247" w:type="dxa"/>
             <w:shd w:val="clear" w:color="auto" w:fill="D9E2F3"/>
           </w:tcPr>
           <w:p>
@@ -3549,7 +3549,7 @@
         </w:tc>
         <w:tc>
           <w:tcPr>
-            <w:tcW w:w="4762" w:type="dxa"/>
+            <w:tcW w:w="5216" w:type="dxa"/>
             <w:shd w:val="clear" w:color="auto" w:fill="D9E2F3"/>
           </w:tcPr>
           <w:p>
@@ -3563,7 +3563,7 @@
                 <w:color w:val="1F3864"/>
                 <w:sz w:val="18"/>
               </w:rPr>
-              <w:t>Evidencia verificable en este avance</w:t>
+              <w:t>Evidencia verificable y responsabilidad asignada</w:t>
             </w:r>
           </w:p>
         </w:tc>
@@ -3574,7 +3574,7 @@
         </w:trPr>
         <w:tc>
           <w:tcPr>
-            <w:tcW w:w="3175" w:type="dxa"/>
+            <w:tcW w:w="2835" w:type="dxa"/>
           </w:tcPr>
           <w:p>
             <w:pPr>
@@ -3590,7 +3590,7 @@
         </w:tc>
         <w:tc>
           <w:tcPr>
-            <w:tcW w:w="1361" w:type="dxa"/>
+            <w:tcW w:w="1247" w:type="dxa"/>
           </w:tcPr>
           <w:p>
             <w:pPr>
@@ -3606,17 +3606,17 @@
         </w:tc>
         <w:tc>
           <w:tcPr>
-            <w:tcW w:w="4762" w:type="dxa"/>
-          </w:tcPr>
-          <w:p>
-            <w:pPr>
-              <w:spacing w:before="40" w:after="40"/>
-            </w:pPr>
-            <w:r>
-              <w:rPr>
-                <w:sz w:val="18"/>
-              </w:rPr>
-              <w:t>Autor de los doce commits de la rama del avance; responsable del backlog de la épica SCRUM-310.</w:t>
+            <w:tcW w:w="5216" w:type="dxa"/>
+          </w:tcPr>
+          <w:p>
+            <w:pPr>
+              <w:spacing w:before="40" w:after="40"/>
+            </w:pPr>
+            <w:r>
+              <w:rPr>
+                <w:sz w:val="18"/>
+              </w:rPr>
+              <w:t>Autor de los doce commits de la rama del avance y de los cinco documentos de evidencia técnica. Reportero de la épica SCRUM-310 y de sus tickets. Responsable de la arquitectura y de las decisiones de diseño del avance, de la reconciliación del backlog histórico contra el código, y de la coordinación con el revisor técnico para la integración. Responsable designado del desarrollo, de la evolución del código para cumplir los criterios de la rúbrica y de la corrección de defectos.</w:t>
             </w:r>
           </w:p>
         </w:tc>
@@ -3627,7 +3627,7 @@
         </w:trPr>
         <w:tc>
           <w:tcPr>
-            <w:tcW w:w="3175" w:type="dxa"/>
+            <w:tcW w:w="2835" w:type="dxa"/>
             <w:shd w:val="clear" w:color="auto" w:fill="F2F5FB"/>
           </w:tcPr>
           <w:p>
@@ -3644,7 +3644,7 @@
         </w:tc>
         <w:tc>
           <w:tcPr>
-            <w:tcW w:w="1361" w:type="dxa"/>
+            <w:tcW w:w="1247" w:type="dxa"/>
             <w:shd w:val="clear" w:color="auto" w:fill="F2F5FB"/>
           </w:tcPr>
           <w:p>
@@ -3661,7 +3661,7 @@
         </w:tc>
         <w:tc>
           <w:tcPr>
-            <w:tcW w:w="4762" w:type="dxa"/>
+            <w:tcW w:w="5216" w:type="dxa"/>
             <w:shd w:val="clear" w:color="auto" w:fill="F2F5FB"/>
           </w:tcPr>
           <w:p>
@@ -3683,7 +3683,7 @@
         </w:trPr>
         <w:tc>
           <w:tcPr>
-            <w:tcW w:w="3175" w:type="dxa"/>
+            <w:tcW w:w="2835" w:type="dxa"/>
           </w:tcPr>
           <w:p>
             <w:pPr>
@@ -3699,7 +3699,7 @@
         </w:tc>
         <w:tc>
           <w:tcPr>
-            <w:tcW w:w="1361" w:type="dxa"/>
+            <w:tcW w:w="1247" w:type="dxa"/>
           </w:tcPr>
           <w:p>
             <w:pPr>
@@ -3715,17 +3715,17 @@
         </w:tc>
         <w:tc>
           <w:tcPr>
-            <w:tcW w:w="4762" w:type="dxa"/>
-          </w:tcPr>
-          <w:p>
-            <w:pPr>
-              <w:spacing w:before="40" w:after="40"/>
-            </w:pPr>
-            <w:r>
-              <w:rPr>
-                <w:sz w:val="18"/>
-              </w:rPr>
-              <w:t>Reporte y seguimiento del defecto SCRUM-159 sobre el dimensionamiento de la ventana principal.</w:t>
+            <w:tcW w:w="5216" w:type="dxa"/>
+          </w:tcPr>
+          <w:p>
+            <w:pPr>
+              <w:spacing w:before="40" w:after="40"/>
+            </w:pPr>
+            <w:r>
+              <w:rPr>
+                <w:sz w:val="18"/>
+              </w:rPr>
+              <w:t>Reporte y seguimiento del defecto SCRUM-159 sobre el dimensionamiento de la ventana principal. Responsable designado de QA funcional, validación posterior a la integración y despliegue de avances y correcciones relacionados con esta entrega.</w:t>
             </w:r>
           </w:p>
         </w:tc>
@@ -3742,7 +3742,15 @@
           <w:color w:val="595959"/>
           <w:sz w:val="17"/>
         </w:rPr>
-        <w:t>Tabla 1. Correspondencia entre la participación declarada y su evidencia.</w:t>
+        <w:t>Tabla 1. Participación declarada, evidencia verificable y responsabilidad asignada.</w:t>
+      </w:r>
+    </w:p>
+    <w:p>
+      <w:pPr>
+        <w:jc w:val="both"/>
+      </w:pPr>
+      <w:r>
+        <w:t>La tabla distingue dos planos. La evidencia verificable corresponde a trabajo ya ejecutado y comprobable en el repositorio o en el tablero; la responsabilidad designada corresponde a la asignación formal de tareas para esta entrega, algunas de las cuales se ejecutan con posterioridad a la integración del avance.</w:t>
       </w:r>
     </w:p>
     <w:p>
@@ -3762,7 +3770,7 @@
       <w:pPr>
         <w:pStyle w:val="Heading1"/>
       </w:pPr>
-      <w:bookmarkStart w:id="1" w:name="_Toc240281432"/>
+      <w:bookmarkStart w:id="1" w:name="_Toc240292431"/>
       <w:r>
         <w:lastRenderedPageBreak/>
         <w:t>2. Objetivo general</w:t>
@@ -3789,7 +3797,7 @@
       <w:pPr>
         <w:pStyle w:val="Heading1"/>
       </w:pPr>
-      <w:bookmarkStart w:id="2" w:name="_Toc240281433"/>
+      <w:bookmarkStart w:id="2" w:name="_Toc240292432"/>
       <w:r>
         <w:t>3. Objetivos específicos del segundo avance</w:t>
       </w:r>
@@ -3902,7 +3910,7 @@
       <w:pPr>
         <w:pStyle w:val="Heading1"/>
       </w:pPr>
-      <w:bookmarkStart w:id="3" w:name="_Toc240281434"/>
+      <w:bookmarkStart w:id="3" w:name="_Toc240292433"/>
       <w:r>
         <w:lastRenderedPageBreak/>
         <w:t>4. Distribución del equipo Scrum</w:t>
@@ -3933,10 +3941,10 @@
         <w:tblLook w:val="04A0" w:firstRow="1" w:lastRow="0" w:firstColumn="1" w:lastColumn="0" w:noHBand="0" w:noVBand="1"/>
       </w:tblPr>
       <w:tblGrid>
-        <w:gridCol w:w="680"/>
-        <w:gridCol w:w="3969"/>
-        <w:gridCol w:w="2494"/>
+        <w:gridCol w:w="624"/>
+        <w:gridCol w:w="3515"/>
         <w:gridCol w:w="2268"/>
+        <w:gridCol w:w="3005"/>
       </w:tblGrid>
       <w:tr>
         <w:trPr>
@@ -3945,7 +3953,7 @@
         </w:trPr>
         <w:tc>
           <w:tcPr>
-            <w:tcW w:w="680" w:type="dxa"/>
+            <w:tcW w:w="624" w:type="dxa"/>
             <w:shd w:val="clear" w:color="auto" w:fill="D9E2F3"/>
           </w:tcPr>
           <w:p>
@@ -3965,7 +3973,7 @@
         </w:tc>
         <w:tc>
           <w:tcPr>
-            <w:tcW w:w="3969" w:type="dxa"/>
+            <w:tcW w:w="3515" w:type="dxa"/>
             <w:shd w:val="clear" w:color="auto" w:fill="D9E2F3"/>
           </w:tcPr>
           <w:p>
@@ -3985,7 +3993,7 @@
         </w:tc>
         <w:tc>
           <w:tcPr>
-            <w:tcW w:w="2494" w:type="dxa"/>
+            <w:tcW w:w="2268" w:type="dxa"/>
             <w:shd w:val="clear" w:color="auto" w:fill="D9E2F3"/>
           </w:tcPr>
           <w:p>
@@ -4005,7 +4013,7 @@
         </w:tc>
         <w:tc>
           <w:tcPr>
-            <w:tcW w:w="2268" w:type="dxa"/>
+            <w:tcW w:w="3005" w:type="dxa"/>
             <w:shd w:val="clear" w:color="auto" w:fill="D9E2F3"/>
           </w:tcPr>
           <w:p>
@@ -4030,7 +4038,7 @@
         </w:trPr>
         <w:tc>
           <w:tcPr>
-            <w:tcW w:w="680" w:type="dxa"/>
+            <w:tcW w:w="624" w:type="dxa"/>
           </w:tcPr>
           <w:p>
             <w:pPr>
@@ -4047,7 +4055,7 @@
         </w:tc>
         <w:tc>
           <w:tcPr>
-            <w:tcW w:w="3969" w:type="dxa"/>
+            <w:tcW w:w="3515" w:type="dxa"/>
           </w:tcPr>
           <w:p>
             <w:pPr>
@@ -4063,7 +4071,7 @@
         </w:tc>
         <w:tc>
           <w:tcPr>
-            <w:tcW w:w="2494" w:type="dxa"/>
+            <w:tcW w:w="2268" w:type="dxa"/>
           </w:tcPr>
           <w:p>
             <w:pPr>
@@ -4079,7 +4087,7 @@
         </w:tc>
         <w:tc>
           <w:tcPr>
-            <w:tcW w:w="2268" w:type="dxa"/>
+            <w:tcW w:w="3005" w:type="dxa"/>
           </w:tcPr>
           <w:p>
             <w:pPr>
@@ -4100,7 +4108,7 @@
         </w:trPr>
         <w:tc>
           <w:tcPr>
-            <w:tcW w:w="680" w:type="dxa"/>
+            <w:tcW w:w="624" w:type="dxa"/>
             <w:shd w:val="clear" w:color="auto" w:fill="F2F5FB"/>
           </w:tcPr>
           <w:p>
@@ -4118,7 +4126,7 @@
         </w:tc>
         <w:tc>
           <w:tcPr>
-            <w:tcW w:w="3969" w:type="dxa"/>
+            <w:tcW w:w="3515" w:type="dxa"/>
             <w:shd w:val="clear" w:color="auto" w:fill="F2F5FB"/>
           </w:tcPr>
           <w:p>
@@ -4135,7 +4143,7 @@
         </w:tc>
         <w:tc>
           <w:tcPr>
-            <w:tcW w:w="2494" w:type="dxa"/>
+            <w:tcW w:w="2268" w:type="dxa"/>
             <w:shd w:val="clear" w:color="auto" w:fill="F2F5FB"/>
           </w:tcPr>
           <w:p>
@@ -4152,7 +4160,7 @@
         </w:tc>
         <w:tc>
           <w:tcPr>
-            <w:tcW w:w="2268" w:type="dxa"/>
+            <w:tcW w:w="3005" w:type="dxa"/>
             <w:shd w:val="clear" w:color="auto" w:fill="F2F5FB"/>
           </w:tcPr>
           <w:p>
@@ -4174,7 +4182,7 @@
         </w:trPr>
         <w:tc>
           <w:tcPr>
-            <w:tcW w:w="680" w:type="dxa"/>
+            <w:tcW w:w="624" w:type="dxa"/>
           </w:tcPr>
           <w:p>
             <w:pPr>
@@ -4191,7 +4199,7 @@
         </w:tc>
         <w:tc>
           <w:tcPr>
-            <w:tcW w:w="3969" w:type="dxa"/>
+            <w:tcW w:w="3515" w:type="dxa"/>
           </w:tcPr>
           <w:p>
             <w:pPr>
@@ -4207,7 +4215,7 @@
         </w:tc>
         <w:tc>
           <w:tcPr>
-            <w:tcW w:w="2494" w:type="dxa"/>
+            <w:tcW w:w="2268" w:type="dxa"/>
           </w:tcPr>
           <w:p>
             <w:pPr>
@@ -4223,7 +4231,7 @@
         </w:tc>
         <w:tc>
           <w:tcPr>
-            <w:tcW w:w="2268" w:type="dxa"/>
+            <w:tcW w:w="3005" w:type="dxa"/>
           </w:tcPr>
           <w:p>
             <w:pPr>
@@ -4244,7 +4252,7 @@
         </w:trPr>
         <w:tc>
           <w:tcPr>
-            <w:tcW w:w="680" w:type="dxa"/>
+            <w:tcW w:w="624" w:type="dxa"/>
             <w:shd w:val="clear" w:color="auto" w:fill="F2F5FB"/>
           </w:tcPr>
           <w:p>
@@ -4262,7 +4270,7 @@
         </w:tc>
         <w:tc>
           <w:tcPr>
-            <w:tcW w:w="3969" w:type="dxa"/>
+            <w:tcW w:w="3515" w:type="dxa"/>
             <w:shd w:val="clear" w:color="auto" w:fill="F2F5FB"/>
           </w:tcPr>
           <w:p>
@@ -4279,7 +4287,7 @@
         </w:tc>
         <w:tc>
           <w:tcPr>
-            <w:tcW w:w="2494" w:type="dxa"/>
+            <w:tcW w:w="2268" w:type="dxa"/>
             <w:shd w:val="clear" w:color="auto" w:fill="F2F5FB"/>
           </w:tcPr>
           <w:p>
@@ -4296,7 +4304,7 @@
         </w:tc>
         <w:tc>
           <w:tcPr>
-            <w:tcW w:w="2268" w:type="dxa"/>
+            <w:tcW w:w="3005" w:type="dxa"/>
             <w:shd w:val="clear" w:color="auto" w:fill="F2F5FB"/>
           </w:tcPr>
           <w:p>
@@ -4318,7 +4326,7 @@
         </w:trPr>
         <w:tc>
           <w:tcPr>
-            <w:tcW w:w="680" w:type="dxa"/>
+            <w:tcW w:w="624" w:type="dxa"/>
           </w:tcPr>
           <w:p>
             <w:pPr>
@@ -4335,7 +4343,7 @@
         </w:tc>
         <w:tc>
           <w:tcPr>
-            <w:tcW w:w="3969" w:type="dxa"/>
+            <w:tcW w:w="3515" w:type="dxa"/>
           </w:tcPr>
           <w:p>
             <w:pPr>
@@ -4351,7 +4359,7 @@
         </w:tc>
         <w:tc>
           <w:tcPr>
-            <w:tcW w:w="2494" w:type="dxa"/>
+            <w:tcW w:w="2268" w:type="dxa"/>
           </w:tcPr>
           <w:p>
             <w:pPr>
@@ -4367,7 +4375,7 @@
         </w:tc>
         <w:tc>
           <w:tcPr>
-            <w:tcW w:w="2268" w:type="dxa"/>
+            <w:tcW w:w="3005" w:type="dxa"/>
           </w:tcPr>
           <w:p>
             <w:pPr>
@@ -4388,7 +4396,7 @@
         </w:trPr>
         <w:tc>
           <w:tcPr>
-            <w:tcW w:w="680" w:type="dxa"/>
+            <w:tcW w:w="624" w:type="dxa"/>
             <w:shd w:val="clear" w:color="auto" w:fill="F2F5FB"/>
           </w:tcPr>
           <w:p>
@@ -4406,7 +4414,7 @@
         </w:tc>
         <w:tc>
           <w:tcPr>
-            <w:tcW w:w="3969" w:type="dxa"/>
+            <w:tcW w:w="3515" w:type="dxa"/>
             <w:shd w:val="clear" w:color="auto" w:fill="F2F5FB"/>
           </w:tcPr>
           <w:p>
@@ -4423,7 +4431,7 @@
         </w:tc>
         <w:tc>
           <w:tcPr>
-            <w:tcW w:w="2494" w:type="dxa"/>
+            <w:tcW w:w="2268" w:type="dxa"/>
             <w:shd w:val="clear" w:color="auto" w:fill="F2F5FB"/>
           </w:tcPr>
           <w:p>
@@ -4440,7 +4448,7 @@
         </w:tc>
         <w:tc>
           <w:tcPr>
-            <w:tcW w:w="2268" w:type="dxa"/>
+            <w:tcW w:w="3005" w:type="dxa"/>
             <w:shd w:val="clear" w:color="auto" w:fill="F2F5FB"/>
           </w:tcPr>
           <w:p>
@@ -4462,7 +4470,7 @@
         </w:trPr>
         <w:tc>
           <w:tcPr>
-            <w:tcW w:w="680" w:type="dxa"/>
+            <w:tcW w:w="624" w:type="dxa"/>
           </w:tcPr>
           <w:p>
             <w:pPr>
@@ -4479,7 +4487,7 @@
         </w:tc>
         <w:tc>
           <w:tcPr>
-            <w:tcW w:w="3969" w:type="dxa"/>
+            <w:tcW w:w="3515" w:type="dxa"/>
           </w:tcPr>
           <w:p>
             <w:pPr>
@@ -4495,7 +4503,7 @@
         </w:tc>
         <w:tc>
           <w:tcPr>
-            <w:tcW w:w="2494" w:type="dxa"/>
+            <w:tcW w:w="2268" w:type="dxa"/>
           </w:tcPr>
           <w:p>
             <w:pPr>
@@ -4511,7 +4519,7 @@
         </w:tc>
         <w:tc>
           <w:tcPr>
-            <w:tcW w:w="2268" w:type="dxa"/>
+            <w:tcW w:w="3005" w:type="dxa"/>
           </w:tcPr>
           <w:p>
             <w:pPr>
@@ -4532,7 +4540,7 @@
         </w:trPr>
         <w:tc>
           <w:tcPr>
-            <w:tcW w:w="680" w:type="dxa"/>
+            <w:tcW w:w="624" w:type="dxa"/>
             <w:shd w:val="clear" w:color="auto" w:fill="F2F5FB"/>
           </w:tcPr>
           <w:p>
@@ -4550,7 +4558,7 @@
         </w:tc>
         <w:tc>
           <w:tcPr>
-            <w:tcW w:w="3969" w:type="dxa"/>
+            <w:tcW w:w="3515" w:type="dxa"/>
             <w:shd w:val="clear" w:color="auto" w:fill="F2F5FB"/>
           </w:tcPr>
           <w:p>
@@ -4562,23 +4570,6 @@
                 <w:sz w:val="18"/>
               </w:rPr>
               <w:t>Jonathan Alexis Amaya Hernández</w:t>
-            </w:r>
-          </w:p>
-        </w:tc>
-        <w:tc>
-          <w:tcPr>
-            <w:tcW w:w="2494" w:type="dxa"/>
-            <w:shd w:val="clear" w:color="auto" w:fill="F2F5FB"/>
-          </w:tcPr>
-          <w:p>
-            <w:pPr>
-              <w:spacing w:before="40" w:after="40"/>
-            </w:pPr>
-            <w:r>
-              <w:rPr>
-                <w:sz w:val="18"/>
-              </w:rPr>
-              <w:t>QA</w:t>
             </w:r>
           </w:p>
         </w:tc>
@@ -4595,7 +4586,24 @@
               <w:rPr>
                 <w:sz w:val="18"/>
               </w:rPr>
-              <w:t>Analista de pruebas</w:t>
+              <w:t>QA</w:t>
+            </w:r>
+          </w:p>
+        </w:tc>
+        <w:tc>
+          <w:tcPr>
+            <w:tcW w:w="3005" w:type="dxa"/>
+            <w:shd w:val="clear" w:color="auto" w:fill="F2F5FB"/>
+          </w:tcPr>
+          <w:p>
+            <w:pPr>
+              <w:spacing w:before="40" w:after="40"/>
+            </w:pPr>
+            <w:r>
+              <w:rPr>
+                <w:sz w:val="18"/>
+              </w:rPr>
+              <w:t>QA · Validación funcional y soporte de despliegue</w:t>
             </w:r>
           </w:p>
         </w:tc>
@@ -4606,7 +4614,7 @@
         </w:trPr>
         <w:tc>
           <w:tcPr>
-            <w:tcW w:w="680" w:type="dxa"/>
+            <w:tcW w:w="624" w:type="dxa"/>
           </w:tcPr>
           <w:p>
             <w:pPr>
@@ -4623,7 +4631,7 @@
         </w:tc>
         <w:tc>
           <w:tcPr>
-            <w:tcW w:w="3969" w:type="dxa"/>
+            <w:tcW w:w="3515" w:type="dxa"/>
           </w:tcPr>
           <w:p>
             <w:pPr>
@@ -4639,7 +4647,7 @@
         </w:tc>
         <w:tc>
           <w:tcPr>
-            <w:tcW w:w="2494" w:type="dxa"/>
+            <w:tcW w:w="2268" w:type="dxa"/>
           </w:tcPr>
           <w:p>
             <w:pPr>
@@ -4655,7 +4663,7 @@
         </w:tc>
         <w:tc>
           <w:tcPr>
-            <w:tcW w:w="2268" w:type="dxa"/>
+            <w:tcW w:w="3005" w:type="dxa"/>
           </w:tcPr>
           <w:p>
             <w:pPr>
@@ -4676,7 +4684,7 @@
         </w:trPr>
         <w:tc>
           <w:tcPr>
-            <w:tcW w:w="680" w:type="dxa"/>
+            <w:tcW w:w="624" w:type="dxa"/>
             <w:shd w:val="clear" w:color="auto" w:fill="F2F5FB"/>
           </w:tcPr>
           <w:p>
@@ -4694,7 +4702,7 @@
         </w:tc>
         <w:tc>
           <w:tcPr>
-            <w:tcW w:w="3969" w:type="dxa"/>
+            <w:tcW w:w="3515" w:type="dxa"/>
             <w:shd w:val="clear" w:color="auto" w:fill="F2F5FB"/>
           </w:tcPr>
           <w:p>
@@ -4711,7 +4719,7 @@
         </w:tc>
         <w:tc>
           <w:tcPr>
-            <w:tcW w:w="2494" w:type="dxa"/>
+            <w:tcW w:w="2268" w:type="dxa"/>
             <w:shd w:val="clear" w:color="auto" w:fill="F2F5FB"/>
           </w:tcPr>
           <w:p>
@@ -4728,7 +4736,7 @@
         </w:tc>
         <w:tc>
           <w:tcPr>
-            <w:tcW w:w="2268" w:type="dxa"/>
+            <w:tcW w:w="3005" w:type="dxa"/>
             <w:shd w:val="clear" w:color="auto" w:fill="F2F5FB"/>
           </w:tcPr>
           <w:p>
@@ -4769,9 +4777,225 @@
     </w:p>
     <w:p>
       <w:pPr>
+        <w:jc w:val="both"/>
+      </w:pPr>
+      <w:r>
+        <w:t>Para esta entrega el equipo precisó el reparto de responsabilidades que rige el ciclo de trabajo, desde la definición del alcance hasta la publicación de las correcciones.</w:t>
+      </w:r>
+    </w:p>
+    <w:tbl>
+      <w:tblPr>
+        <w:tblW w:w="0" w:type="auto"/>
+        <w:jc w:val="center"/>
+        <w:tblBorders>
+          <w:top w:val="single" w:sz="4" w:space="0" w:color="8EA9DB"/>
+          <w:left w:val="single" w:sz="4" w:space="0" w:color="8EA9DB"/>
+          <w:bottom w:val="single" w:sz="4" w:space="0" w:color="8EA9DB"/>
+          <w:right w:val="single" w:sz="4" w:space="0" w:color="8EA9DB"/>
+          <w:insideH w:val="single" w:sz="4" w:space="0" w:color="8EA9DB"/>
+          <w:insideV w:val="single" w:sz="4" w:space="0" w:color="8EA9DB"/>
+        </w:tblBorders>
+        <w:tblLayout w:type="fixed"/>
+        <w:tblLook w:val="04A0" w:firstRow="1" w:lastRow="0" w:firstColumn="1" w:lastColumn="0" w:noHBand="0" w:noVBand="1"/>
+      </w:tblPr>
+      <w:tblGrid>
+        <w:gridCol w:w="2608"/>
+        <w:gridCol w:w="6690"/>
+      </w:tblGrid>
+      <w:tr>
+        <w:trPr>
+          <w:tblHeader/>
+          <w:jc w:val="center"/>
+        </w:trPr>
+        <w:tc>
+          <w:tcPr>
+            <w:tcW w:w="2608" w:type="dxa"/>
+            <w:shd w:val="clear" w:color="auto" w:fill="D9E2F3"/>
+          </w:tcPr>
+          <w:p>
+            <w:pPr>
+              <w:spacing w:before="40" w:after="40"/>
+              <w:jc w:val="center"/>
+            </w:pPr>
+            <w:r>
+              <w:rPr>
+                <w:b/>
+                <w:color w:val="1F3864"/>
+                <w:sz w:val="18"/>
+              </w:rPr>
+              <w:t>Responsable</w:t>
+            </w:r>
+          </w:p>
+        </w:tc>
+        <w:tc>
+          <w:tcPr>
+            <w:tcW w:w="6690" w:type="dxa"/>
+            <w:shd w:val="clear" w:color="auto" w:fill="D9E2F3"/>
+          </w:tcPr>
+          <w:p>
+            <w:pPr>
+              <w:spacing w:before="40" w:after="40"/>
+              <w:jc w:val="center"/>
+            </w:pPr>
+            <w:r>
+              <w:rPr>
+                <w:b/>
+                <w:color w:val="1F3864"/>
+                <w:sz w:val="18"/>
+              </w:rPr>
+              <w:t>Ámbito asignado para esta entrega</w:t>
+            </w:r>
+          </w:p>
+        </w:tc>
+      </w:tr>
+      <w:tr>
+        <w:trPr>
+          <w:jc w:val="center"/>
+        </w:trPr>
+        <w:tc>
+          <w:tcPr>
+            <w:tcW w:w="2608" w:type="dxa"/>
+          </w:tcPr>
+          <w:p>
+            <w:pPr>
+              <w:spacing w:before="40" w:after="40"/>
+            </w:pPr>
+            <w:r>
+              <w:rPr>
+                <w:sz w:val="18"/>
+              </w:rPr>
+              <w:t>Carlos Josué Samayoa Contreras</w:t>
+            </w:r>
+          </w:p>
+        </w:tc>
+        <w:tc>
+          <w:tcPr>
+            <w:tcW w:w="6690" w:type="dxa"/>
+          </w:tcPr>
+          <w:p>
+            <w:pPr>
+              <w:spacing w:before="40" w:after="40"/>
+            </w:pPr>
+            <w:r>
+              <w:rPr>
+                <w:sz w:val="18"/>
+              </w:rPr>
+              <w:t>Arquitectura y decisiones de diseño. Desarrollo e implementación del código. Evolución del sistema para cumplir los criterios de la rúbrica del avance. Gestión y normalización del backlog, incluida la reconciliación de los requisitos históricos contra el código real. Elaboración de la documentación técnica y construcción del documento de entrega, mediante la recopilación y verificación de la evidencia procedente del historial del repositorio, del tablero de Jira y de los documentos del avance anterior. Coor</w:t>
+            </w:r>
+            <w:r>
+              <w:rPr>
+                <w:sz w:val="18"/>
+              </w:rPr>
+              <w:t>dinación de los cambios de código con el revisor para su integración. Corrección de los defectos reportados.</w:t>
+            </w:r>
+          </w:p>
+        </w:tc>
+      </w:tr>
+      <w:tr>
+        <w:trPr>
+          <w:jc w:val="center"/>
+        </w:trPr>
+        <w:tc>
+          <w:tcPr>
+            <w:tcW w:w="2608" w:type="dxa"/>
+            <w:shd w:val="clear" w:color="auto" w:fill="F2F5FB"/>
+          </w:tcPr>
+          <w:p>
+            <w:pPr>
+              <w:spacing w:before="40" w:after="40"/>
+            </w:pPr>
+            <w:r>
+              <w:rPr>
+                <w:sz w:val="18"/>
+              </w:rPr>
+              <w:t>Josué Jeremías Castillo Nieves</w:t>
+            </w:r>
+          </w:p>
+        </w:tc>
+        <w:tc>
+          <w:tcPr>
+            <w:tcW w:w="6690" w:type="dxa"/>
+            <w:shd w:val="clear" w:color="auto" w:fill="F2F5FB"/>
+          </w:tcPr>
+          <w:p>
+            <w:pPr>
+              <w:spacing w:before="40" w:after="40"/>
+            </w:pPr>
+            <w:r>
+              <w:rPr>
+                <w:sz w:val="18"/>
+              </w:rPr>
+              <w:t>Coordinación del equipo como Scrum Master. Revisión técnica de los cambios antes de su integración a la rama principal de desarrollo. Aprobación de la incorporación.</w:t>
+            </w:r>
+          </w:p>
+        </w:tc>
+      </w:tr>
+      <w:tr>
+        <w:trPr>
+          <w:jc w:val="center"/>
+        </w:trPr>
+        <w:tc>
+          <w:tcPr>
+            <w:tcW w:w="2608" w:type="dxa"/>
+          </w:tcPr>
+          <w:p>
+            <w:pPr>
+              <w:spacing w:before="40" w:after="40"/>
+            </w:pPr>
+            <w:r>
+              <w:rPr>
+                <w:sz w:val="18"/>
+              </w:rPr>
+              <w:t>Jonathan Alexis Amaya Hernández</w:t>
+            </w:r>
+          </w:p>
+        </w:tc>
+        <w:tc>
+          <w:tcPr>
+            <w:tcW w:w="6690" w:type="dxa"/>
+          </w:tcPr>
+          <w:p>
+            <w:pPr>
+              <w:spacing w:before="40" w:after="40"/>
+            </w:pPr>
+            <w:r>
+              <w:rPr>
+                <w:sz w:val="18"/>
+              </w:rPr>
+              <w:t>Aseguramiento de la calidad funcional de la aplicación. Revisión del build integrado. Validación de los avances. Despliegue de los avances y de las correcciones. Revalidación de lo corregido. Registro de los defectos encontrados.</w:t>
+            </w:r>
+          </w:p>
+        </w:tc>
+      </w:tr>
+    </w:tbl>
+    <w:p>
+      <w:pPr>
+        <w:spacing w:before="60" w:after="200"/>
+        <w:jc w:val="center"/>
+      </w:pPr>
+      <w:r>
+        <w:rPr>
+          <w:i/>
+          <w:color w:val="595959"/>
+          <w:sz w:val="17"/>
+        </w:rPr>
+        <w:t>Tabla 3. Ámbito de responsabilidad asignado para esta entrega.</w:t>
+      </w:r>
+    </w:p>
+    <w:p>
+      <w:pPr>
+        <w:jc w:val="both"/>
+      </w:pPr>
+      <w:r>
+        <w:lastRenderedPageBreak/>
+        <w:t>El reparto obedece a una separación deliberada: quien desarrolla no valida su propio trabajo ni lo publica. Carlos Josué Samayoa Contreras construye y corrige; Josué Jeremías Castillo Nieves revisa e integra; Jonathan Alexis Amaya Hernández despliega y valida. Jonathan no asume el desarrollo de las correcciones, sino su verificación y publicación.</w:t>
+      </w:r>
+    </w:p>
+    <w:p>
+      <w:pPr>
         <w:pStyle w:val="Heading1"/>
       </w:pPr>
-      <w:bookmarkStart w:id="4" w:name="_Toc240281435"/>
+      <w:bookmarkStart w:id="4" w:name="_Toc240292434"/>
       <w:r>
         <w:t>5. Roles y funciones del sistema</w:t>
       </w:r>
@@ -5107,7 +5331,6 @@
               <w:rPr>
                 <w:sz w:val="18"/>
               </w:rPr>
-              <w:lastRenderedPageBreak/>
               <w:t>Síndico</w:t>
             </w:r>
           </w:p>
@@ -5214,7 +5437,7 @@
           <w:color w:val="595959"/>
           <w:sz w:val="17"/>
         </w:rPr>
-        <w:t>Tabla 3. Roles de acceso del sistema y funciones autorizadas.</w:t>
+        <w:t>Tabla 4. Roles de acceso del sistema y funciones autorizadas.</w:t>
       </w:r>
     </w:p>
     <w:p>
@@ -5237,7 +5460,7 @@
       <w:pPr>
         <w:pStyle w:val="Heading1"/>
       </w:pPr>
-      <w:bookmarkStart w:id="5" w:name="_Toc240281436"/>
+      <w:bookmarkStart w:id="5" w:name="_Toc240292435"/>
       <w:r>
         <w:lastRenderedPageBreak/>
         <w:t>6. Requerimientos del sistema e historias de usuario</w:t>
@@ -6741,14 +6964,14 @@
           <w:color w:val="595959"/>
           <w:sz w:val="17"/>
         </w:rPr>
-        <w:t>Tabla 4. Historias de usuario del proyecto y su estado tras el segundo avance.</w:t>
+        <w:t>Tabla 5. Historias de usuario del proyecto y su estado tras el segundo avance.</w:t>
       </w:r>
     </w:p>
     <w:p>
       <w:pPr>
         <w:pStyle w:val="Heading2"/>
       </w:pPr>
-      <w:bookmarkStart w:id="6" w:name="_Toc240281437"/>
+      <w:bookmarkStart w:id="6" w:name="_Toc240292436"/>
       <w:r>
         <w:t>6.1 Requerimientos funcionales consolidados</w:t>
       </w:r>
@@ -7214,7 +7437,7 @@
       <w:pPr>
         <w:pStyle w:val="Heading2"/>
       </w:pPr>
-      <w:bookmarkStart w:id="7" w:name="_Toc240281438"/>
+      <w:bookmarkStart w:id="7" w:name="_Toc240292437"/>
       <w:r>
         <w:t>6.2 Requerimientos no funcionales</w:t>
       </w:r>
@@ -7568,7 +7791,7 @@
       <w:pPr>
         <w:pStyle w:val="Heading1"/>
       </w:pPr>
-      <w:bookmarkStart w:id="8" w:name="_Toc240281439"/>
+      <w:bookmarkStart w:id="8" w:name="_Toc240292438"/>
       <w:r>
         <w:lastRenderedPageBreak/>
         <w:t>7. Alcance, limitaciones y límites</w:t>
@@ -7579,7 +7802,7 @@
       <w:pPr>
         <w:pStyle w:val="Heading2"/>
       </w:pPr>
-      <w:bookmarkStart w:id="9" w:name="_Toc240281440"/>
+      <w:bookmarkStart w:id="9" w:name="_Toc240292439"/>
       <w:r>
         <w:t>7.1 Funcionalidad implementada y verificada</w:t>
       </w:r>
@@ -7687,7 +7910,7 @@
       <w:pPr>
         <w:pStyle w:val="Heading2"/>
       </w:pPr>
-      <w:bookmarkStart w:id="10" w:name="_Toc240281441"/>
+      <w:bookmarkStart w:id="10" w:name="_Toc240292440"/>
       <w:r>
         <w:t>7.2 Funcionalidad parcialmente implementada</w:t>
       </w:r>
@@ -7705,7 +7928,7 @@
       <w:pPr>
         <w:pStyle w:val="Heading2"/>
       </w:pPr>
-      <w:bookmarkStart w:id="11" w:name="_Toc240281442"/>
+      <w:bookmarkStart w:id="11" w:name="_Toc240292441"/>
       <w:r>
         <w:t>7.3 Funcionalidad pendiente para avances posteriores</w:t>
       </w:r>
@@ -7726,7 +7949,7 @@
       <w:pPr>
         <w:pStyle w:val="Heading2"/>
       </w:pPr>
-      <w:bookmarkStart w:id="12" w:name="_Toc240281443"/>
+      <w:bookmarkStart w:id="12" w:name="_Toc240292442"/>
       <w:r>
         <w:t>7.4 Fuera del alcance del proyecto</w:t>
       </w:r>
@@ -7795,7 +8018,7 @@
       <w:pPr>
         <w:pStyle w:val="Heading1"/>
       </w:pPr>
-      <w:bookmarkStart w:id="13" w:name="_Toc240281444"/>
+      <w:bookmarkStart w:id="13" w:name="_Toc240292443"/>
       <w:r>
         <w:lastRenderedPageBreak/>
         <w:t>8. Planificación</w:t>
@@ -7814,7 +8037,7 @@
       <w:pPr>
         <w:pStyle w:val="Heading2"/>
       </w:pPr>
-      <w:bookmarkStart w:id="14" w:name="_Toc240281445"/>
+      <w:bookmarkStart w:id="14" w:name="_Toc240292444"/>
       <w:r>
         <w:t>8.1 Primer avance — análisis y diseño</w:t>
       </w:r>
@@ -8216,7 +8439,7 @@
       <w:pPr>
         <w:pStyle w:val="Heading2"/>
       </w:pPr>
-      <w:bookmarkStart w:id="15" w:name="_Toc240281446"/>
+      <w:bookmarkStart w:id="15" w:name="_Toc240292445"/>
       <w:r>
         <w:t>8.2 Segundo avance — implementación y evidencia técnica</w:t>
       </w:r>
@@ -8983,7 +9206,7 @@
               <w:rPr>
                 <w:sz w:val="17"/>
               </w:rPr>
-              <w:t>Revisión técnica del avance</w:t>
+              <w:t>Reconciliación del backlog histórico contra el código</w:t>
             </w:r>
           </w:p>
         </w:tc>
@@ -9000,7 +9223,7 @@
               <w:rPr>
                 <w:sz w:val="17"/>
               </w:rPr>
-              <w:t>Josué Castillo Nieves</w:t>
+              <w:t>Carlos Samayoa</w:t>
             </w:r>
           </w:p>
         </w:tc>
@@ -9017,7 +9240,7 @@
               <w:rPr>
                 <w:sz w:val="17"/>
               </w:rPr>
-              <w:t>14-sep-2026</w:t>
+              <w:t>13 y 14-sep-2026</w:t>
             </w:r>
           </w:p>
         </w:tc>
@@ -9034,7 +9257,7 @@
               <w:rPr>
                 <w:sz w:val="17"/>
               </w:rPr>
-              <w:t>Aprobación en los diez tickets</w:t>
+              <w:t>Épicas SCRUM-179, 187, 197, 303 y 301</w:t>
             </w:r>
           </w:p>
         </w:tc>
@@ -9055,7 +9278,7 @@
               <w:rPr>
                 <w:sz w:val="17"/>
               </w:rPr>
-              <w:t>Documento del segundo avance</w:t>
+              <w:t>Revisión técnica del avance</w:t>
             </w:r>
           </w:p>
         </w:tc>
@@ -9071,7 +9294,7 @@
               <w:rPr>
                 <w:sz w:val="17"/>
               </w:rPr>
-              <w:t>Carlos Samayoa</w:t>
+              <w:t>Josué Castillo Nieves</w:t>
             </w:r>
           </w:p>
         </w:tc>
@@ -9087,7 +9310,7 @@
               <w:rPr>
                 <w:sz w:val="17"/>
               </w:rPr>
-              <w:t>13 y 14-sep-2026</w:t>
+              <w:t>14-sep-2026</w:t>
             </w:r>
           </w:p>
         </w:tc>
@@ -9103,7 +9326,7 @@
               <w:rPr>
                 <w:sz w:val="17"/>
               </w:rPr>
-              <w:t>SCRUM-321 · 02f00af y 76e416e</w:t>
+              <w:t>Aprobación en los diez tickets</w:t>
             </w:r>
           </w:p>
         </w:tc>
@@ -9125,7 +9348,7 @@
               <w:rPr>
                 <w:sz w:val="17"/>
               </w:rPr>
-              <w:t>Integración a la rama principal de desarrollo</w:t>
+              <w:t>Recopilación de la evidencia del avance desde Git, Jira y el primer avance</w:t>
             </w:r>
           </w:p>
         </w:tc>
@@ -9142,7 +9365,7 @@
               <w:rPr>
                 <w:sz w:val="17"/>
               </w:rPr>
-              <w:t>Equipo</w:t>
+              <w:t>Carlos Samayoa</w:t>
             </w:r>
           </w:p>
         </w:tc>
@@ -9167,6 +9390,217 @@
           <w:tcPr>
             <w:tcW w:w="2268" w:type="dxa"/>
             <w:shd w:val="clear" w:color="auto" w:fill="F2F5FB"/>
+          </w:tcPr>
+          <w:p>
+            <w:pPr>
+              <w:spacing w:before="40" w:after="40"/>
+            </w:pPr>
+            <w:r>
+              <w:rPr>
+                <w:sz w:val="17"/>
+              </w:rPr>
+              <w:t>Fuentes citadas en este documento</w:t>
+            </w:r>
+          </w:p>
+        </w:tc>
+      </w:tr>
+      <w:tr>
+        <w:trPr>
+          <w:jc w:val="center"/>
+        </w:trPr>
+        <w:tc>
+          <w:tcPr>
+            <w:tcW w:w="3515" w:type="dxa"/>
+          </w:tcPr>
+          <w:p>
+            <w:pPr>
+              <w:spacing w:before="40" w:after="40"/>
+            </w:pPr>
+            <w:r>
+              <w:rPr>
+                <w:sz w:val="17"/>
+              </w:rPr>
+              <w:t>Construcción del documento de entrega del avance</w:t>
+            </w:r>
+          </w:p>
+        </w:tc>
+        <w:tc>
+          <w:tcPr>
+            <w:tcW w:w="2154" w:type="dxa"/>
+          </w:tcPr>
+          <w:p>
+            <w:pPr>
+              <w:spacing w:before="40" w:after="40"/>
+            </w:pPr>
+            <w:r>
+              <w:rPr>
+                <w:sz w:val="17"/>
+              </w:rPr>
+              <w:t>Carlos Samayoa</w:t>
+            </w:r>
+          </w:p>
+        </w:tc>
+        <w:tc>
+          <w:tcPr>
+            <w:tcW w:w="1361" w:type="dxa"/>
+          </w:tcPr>
+          <w:p>
+            <w:pPr>
+              <w:spacing w:before="40" w:after="40"/>
+            </w:pPr>
+            <w:r>
+              <w:rPr>
+                <w:sz w:val="17"/>
+              </w:rPr>
+              <w:t>13 y 14-sep-2026</w:t>
+            </w:r>
+          </w:p>
+        </w:tc>
+        <w:tc>
+          <w:tcPr>
+            <w:tcW w:w="2268" w:type="dxa"/>
+          </w:tcPr>
+          <w:p>
+            <w:pPr>
+              <w:spacing w:before="40" w:after="40"/>
+            </w:pPr>
+            <w:r>
+              <w:rPr>
+                <w:sz w:val="17"/>
+              </w:rPr>
+              <w:t>SCRUM-321 · 02f00af y 76e416e</w:t>
+            </w:r>
+          </w:p>
+        </w:tc>
+      </w:tr>
+      <w:tr>
+        <w:trPr>
+          <w:jc w:val="center"/>
+        </w:trPr>
+        <w:tc>
+          <w:tcPr>
+            <w:tcW w:w="3515" w:type="dxa"/>
+            <w:shd w:val="clear" w:color="auto" w:fill="F2F5FB"/>
+          </w:tcPr>
+          <w:p>
+            <w:pPr>
+              <w:spacing w:before="40" w:after="40"/>
+            </w:pPr>
+            <w:r>
+              <w:rPr>
+                <w:sz w:val="17"/>
+              </w:rPr>
+              <w:t>Coordinación de la integración con el revisor técnico</w:t>
+            </w:r>
+          </w:p>
+        </w:tc>
+        <w:tc>
+          <w:tcPr>
+            <w:tcW w:w="2154" w:type="dxa"/>
+            <w:shd w:val="clear" w:color="auto" w:fill="F2F5FB"/>
+          </w:tcPr>
+          <w:p>
+            <w:pPr>
+              <w:spacing w:before="40" w:after="40"/>
+            </w:pPr>
+            <w:r>
+              <w:rPr>
+                <w:sz w:val="17"/>
+              </w:rPr>
+              <w:t>Carlos Samayoa</w:t>
+            </w:r>
+          </w:p>
+        </w:tc>
+        <w:tc>
+          <w:tcPr>
+            <w:tcW w:w="1361" w:type="dxa"/>
+            <w:shd w:val="clear" w:color="auto" w:fill="F2F5FB"/>
+          </w:tcPr>
+          <w:p>
+            <w:pPr>
+              <w:spacing w:before="40" w:after="40"/>
+            </w:pPr>
+            <w:r>
+              <w:rPr>
+                <w:sz w:val="17"/>
+              </w:rPr>
+              <w:t>14-sep-2026</w:t>
+            </w:r>
+          </w:p>
+        </w:tc>
+        <w:tc>
+          <w:tcPr>
+            <w:tcW w:w="2268" w:type="dxa"/>
+            <w:shd w:val="clear" w:color="auto" w:fill="F2F5FB"/>
+          </w:tcPr>
+          <w:p>
+            <w:pPr>
+              <w:spacing w:before="40" w:after="40"/>
+            </w:pPr>
+            <w:r>
+              <w:rPr>
+                <w:sz w:val="17"/>
+              </w:rPr>
+              <w:t>Pull request 28</w:t>
+            </w:r>
+          </w:p>
+        </w:tc>
+      </w:tr>
+      <w:tr>
+        <w:trPr>
+          <w:jc w:val="center"/>
+        </w:trPr>
+        <w:tc>
+          <w:tcPr>
+            <w:tcW w:w="3515" w:type="dxa"/>
+          </w:tcPr>
+          <w:p>
+            <w:pPr>
+              <w:spacing w:before="40" w:after="40"/>
+            </w:pPr>
+            <w:r>
+              <w:rPr>
+                <w:sz w:val="17"/>
+              </w:rPr>
+              <w:t>Integración a la rama principal de desarrollo</w:t>
+            </w:r>
+          </w:p>
+        </w:tc>
+        <w:tc>
+          <w:tcPr>
+            <w:tcW w:w="2154" w:type="dxa"/>
+          </w:tcPr>
+          <w:p>
+            <w:pPr>
+              <w:spacing w:before="40" w:after="40"/>
+            </w:pPr>
+            <w:r>
+              <w:rPr>
+                <w:sz w:val="17"/>
+              </w:rPr>
+              <w:t>Equipo</w:t>
+            </w:r>
+          </w:p>
+        </w:tc>
+        <w:tc>
+          <w:tcPr>
+            <w:tcW w:w="1361" w:type="dxa"/>
+          </w:tcPr>
+          <w:p>
+            <w:pPr>
+              <w:spacing w:before="40" w:after="40"/>
+            </w:pPr>
+            <w:r>
+              <w:rPr>
+                <w:sz w:val="17"/>
+              </w:rPr>
+              <w:t>14-sep-2026</w:t>
+            </w:r>
+          </w:p>
+        </w:tc>
+        <w:tc>
+          <w:tcPr>
+            <w:tcW w:w="2268" w:type="dxa"/>
           </w:tcPr>
           <w:p>
             <w:pPr>
@@ -9186,11 +9620,20 @@
       <w:pPr>
         <w:pStyle w:val="Heading2"/>
       </w:pPr>
-      <w:bookmarkStart w:id="16" w:name="_Toc240281447"/>
+      <w:bookmarkStart w:id="16" w:name="_Toc240292446"/>
       <w:r>
-        <w:t>8.3 Tercer avance y entrega final — planificado</w:t>
+        <w:lastRenderedPageBreak/>
+        <w:t>8.3 Ciclo posterior a la integración y tercer avance — planificado</w:t>
       </w:r>
       <w:bookmarkEnd w:id="16"/>
+    </w:p>
+    <w:p>
+      <w:pPr>
+        <w:jc w:val="both"/>
+      </w:pPr>
+      <w:r>
+        <w:t>El ambiente de pruebas del proyecto se alimenta desde la rama principal de desarrollo. Por esa razón la validación funcional se ejecuta necesariamente después de integrar el avance y no antes: la aplicación que se somete a prueba es la que se despliega desde esa rama. Las actividades siguientes se encuentran asignadas y planificadas; ninguna de ellas se ha ejecutado todavía.</w:t>
+      </w:r>
     </w:p>
     <w:tbl>
       <w:tblPr>
@@ -9209,9 +9652,9 @@
       </w:tblPr>
       <w:tblGrid>
         <w:gridCol w:w="3515"/>
-        <w:gridCol w:w="2154"/>
-        <w:gridCol w:w="1361"/>
-        <w:gridCol w:w="2268"/>
+        <w:gridCol w:w="2494"/>
+        <w:gridCol w:w="1247"/>
+        <w:gridCol w:w="2041"/>
       </w:tblGrid>
       <w:tr>
         <w:trPr>
@@ -9240,7 +9683,7 @@
         </w:tc>
         <w:tc>
           <w:tcPr>
-            <w:tcW w:w="2154" w:type="dxa"/>
+            <w:tcW w:w="2494" w:type="dxa"/>
             <w:shd w:val="clear" w:color="auto" w:fill="D9E2F3"/>
           </w:tcPr>
           <w:p>
@@ -9260,7 +9703,7 @@
         </w:tc>
         <w:tc>
           <w:tcPr>
-            <w:tcW w:w="1361" w:type="dxa"/>
+            <w:tcW w:w="1247" w:type="dxa"/>
             <w:shd w:val="clear" w:color="auto" w:fill="D9E2F3"/>
           </w:tcPr>
           <w:p>
@@ -9280,7 +9723,7 @@
         </w:tc>
         <w:tc>
           <w:tcPr>
-            <w:tcW w:w="2268" w:type="dxa"/>
+            <w:tcW w:w="2041" w:type="dxa"/>
             <w:shd w:val="clear" w:color="auto" w:fill="D9E2F3"/>
           </w:tcPr>
           <w:p>
@@ -9313,39 +9756,39 @@
             </w:pPr>
             <w:r>
               <w:rPr>
-                <w:sz w:val="18"/>
-              </w:rPr>
-              <w:t>Consultas de morosidad y estado de cuenta (HU-005 y HU-012)</w:t>
-            </w:r>
-          </w:p>
-        </w:tc>
-        <w:tc>
-          <w:tcPr>
-            <w:tcW w:w="2154" w:type="dxa"/>
-          </w:tcPr>
-          <w:p>
-            <w:pPr>
-              <w:spacing w:before="40" w:after="40"/>
-            </w:pPr>
-            <w:r>
-              <w:rPr>
-                <w:sz w:val="18"/>
-              </w:rPr>
-              <w:t>Desarrollo backend</w:t>
-            </w:r>
-          </w:p>
-        </w:tc>
-        <w:tc>
-          <w:tcPr>
-            <w:tcW w:w="1361" w:type="dxa"/>
-          </w:tcPr>
-          <w:p>
-            <w:pPr>
-              <w:spacing w:before="40" w:after="40"/>
-            </w:pPr>
-            <w:r>
-              <w:rPr>
-                <w:sz w:val="18"/>
+                <w:sz w:val="17"/>
+              </w:rPr>
+              <w:t>Despliegue del avance integrado al ambiente de pruebas</w:t>
+            </w:r>
+          </w:p>
+        </w:tc>
+        <w:tc>
+          <w:tcPr>
+            <w:tcW w:w="2494" w:type="dxa"/>
+          </w:tcPr>
+          <w:p>
+            <w:pPr>
+              <w:spacing w:before="40" w:after="40"/>
+            </w:pPr>
+            <w:r>
+              <w:rPr>
+                <w:sz w:val="17"/>
+              </w:rPr>
+              <w:t>Jonathan Alexis Amaya Hernández</w:t>
+            </w:r>
+          </w:p>
+        </w:tc>
+        <w:tc>
+          <w:tcPr>
+            <w:tcW w:w="1247" w:type="dxa"/>
+          </w:tcPr>
+          <w:p>
+            <w:pPr>
+              <w:spacing w:before="40" w:after="40"/>
+            </w:pPr>
+            <w:r>
+              <w:rPr>
+                <w:sz w:val="17"/>
               </w:rPr>
               <w:t>Por definir</w:t>
             </w:r>
@@ -9353,15 +9796,15 @@
         </w:tc>
         <w:tc>
           <w:tcPr>
-            <w:tcW w:w="2268" w:type="dxa"/>
-          </w:tcPr>
-          <w:p>
-            <w:pPr>
-              <w:spacing w:before="40" w:after="40"/>
-            </w:pPr>
-            <w:r>
-              <w:rPr>
-                <w:sz w:val="18"/>
+            <w:tcW w:w="2041" w:type="dxa"/>
+          </w:tcPr>
+          <w:p>
+            <w:pPr>
+              <w:spacing w:before="40" w:after="40"/>
+            </w:pPr>
+            <w:r>
+              <w:rPr>
+                <w:sz w:val="17"/>
               </w:rPr>
               <w:t>Planificado</w:t>
             </w:r>
@@ -9383,15 +9826,15 @@
             </w:pPr>
             <w:r>
               <w:rPr>
-                <w:sz w:val="18"/>
-              </w:rPr>
-              <w:t>Conexión del tablero resumido a datos reales (HU-013)</w:t>
-            </w:r>
-          </w:p>
-        </w:tc>
-        <w:tc>
-          <w:tcPr>
-            <w:tcW w:w="2154" w:type="dxa"/>
+                <w:sz w:val="17"/>
+              </w:rPr>
+              <w:t>Revisión funcional completa del build integrado</w:t>
+            </w:r>
+          </w:p>
+        </w:tc>
+        <w:tc>
+          <w:tcPr>
+            <w:tcW w:w="2494" w:type="dxa"/>
             <w:shd w:val="clear" w:color="auto" w:fill="F2F5FB"/>
           </w:tcPr>
           <w:p>
@@ -9400,15 +9843,15 @@
             </w:pPr>
             <w:r>
               <w:rPr>
-                <w:sz w:val="18"/>
-              </w:rPr>
-              <w:t>Desarrollo frontend</w:t>
-            </w:r>
-          </w:p>
-        </w:tc>
-        <w:tc>
-          <w:tcPr>
-            <w:tcW w:w="1361" w:type="dxa"/>
+                <w:sz w:val="17"/>
+              </w:rPr>
+              <w:t>Jonathan Alexis Amaya Hernández</w:t>
+            </w:r>
+          </w:p>
+        </w:tc>
+        <w:tc>
+          <w:tcPr>
+            <w:tcW w:w="1247" w:type="dxa"/>
             <w:shd w:val="clear" w:color="auto" w:fill="F2F5FB"/>
           </w:tcPr>
           <w:p>
@@ -9417,7 +9860,7 @@
             </w:pPr>
             <w:r>
               <w:rPr>
-                <w:sz w:val="18"/>
+                <w:sz w:val="17"/>
               </w:rPr>
               <w:t>Por definir</w:t>
             </w:r>
@@ -9425,7 +9868,7 @@
         </w:tc>
         <w:tc>
           <w:tcPr>
-            <w:tcW w:w="2268" w:type="dxa"/>
+            <w:tcW w:w="2041" w:type="dxa"/>
             <w:shd w:val="clear" w:color="auto" w:fill="F2F5FB"/>
           </w:tcPr>
           <w:p>
@@ -9434,7 +9877,7 @@
             </w:pPr>
             <w:r>
               <w:rPr>
-                <w:sz w:val="18"/>
+                <w:sz w:val="17"/>
               </w:rPr>
               <w:t>Planificado</w:t>
             </w:r>
@@ -9455,40 +9898,39 @@
             </w:pPr>
             <w:r>
               <w:rPr>
-                <w:sz w:val="18"/>
-              </w:rPr>
-              <w:lastRenderedPageBreak/>
-              <w:t>Módulo de reportes exportables (HU-015)</w:t>
-            </w:r>
-          </w:p>
-        </w:tc>
-        <w:tc>
-          <w:tcPr>
-            <w:tcW w:w="2154" w:type="dxa"/>
-          </w:tcPr>
-          <w:p>
-            <w:pPr>
-              <w:spacing w:before="40" w:after="40"/>
-            </w:pPr>
-            <w:r>
-              <w:rPr>
-                <w:sz w:val="18"/>
-              </w:rPr>
-              <w:t>Desarrollo</w:t>
-            </w:r>
-          </w:p>
-        </w:tc>
-        <w:tc>
-          <w:tcPr>
-            <w:tcW w:w="1361" w:type="dxa"/>
-          </w:tcPr>
-          <w:p>
-            <w:pPr>
-              <w:spacing w:before="40" w:after="40"/>
-            </w:pPr>
-            <w:r>
-              <w:rPr>
-                <w:sz w:val="18"/>
+                <w:sz w:val="17"/>
+              </w:rPr>
+              <w:t>Registro en el tablero de los defectos encontrados</w:t>
+            </w:r>
+          </w:p>
+        </w:tc>
+        <w:tc>
+          <w:tcPr>
+            <w:tcW w:w="2494" w:type="dxa"/>
+          </w:tcPr>
+          <w:p>
+            <w:pPr>
+              <w:spacing w:before="40" w:after="40"/>
+            </w:pPr>
+            <w:r>
+              <w:rPr>
+                <w:sz w:val="17"/>
+              </w:rPr>
+              <w:t>Jonathan Alexis Amaya Hernández</w:t>
+            </w:r>
+          </w:p>
+        </w:tc>
+        <w:tc>
+          <w:tcPr>
+            <w:tcW w:w="1247" w:type="dxa"/>
+          </w:tcPr>
+          <w:p>
+            <w:pPr>
+              <w:spacing w:before="40" w:after="40"/>
+            </w:pPr>
+            <w:r>
+              <w:rPr>
+                <w:sz w:val="17"/>
               </w:rPr>
               <w:t>Por definir</w:t>
             </w:r>
@@ -9496,15 +9938,15 @@
         </w:tc>
         <w:tc>
           <w:tcPr>
-            <w:tcW w:w="2268" w:type="dxa"/>
-          </w:tcPr>
-          <w:p>
-            <w:pPr>
-              <w:spacing w:before="40" w:after="40"/>
-            </w:pPr>
-            <w:r>
-              <w:rPr>
-                <w:sz w:val="18"/>
+            <w:tcW w:w="2041" w:type="dxa"/>
+          </w:tcPr>
+          <w:p>
+            <w:pPr>
+              <w:spacing w:before="40" w:after="40"/>
+            </w:pPr>
+            <w:r>
+              <w:rPr>
+                <w:sz w:val="17"/>
               </w:rPr>
               <w:t>Planificado</w:t>
             </w:r>
@@ -9526,15 +9968,15 @@
             </w:pPr>
             <w:r>
               <w:rPr>
-                <w:sz w:val="18"/>
-              </w:rPr>
-              <w:t>Revisión funcional completa por el equipo de QA</w:t>
-            </w:r>
-          </w:p>
-        </w:tc>
-        <w:tc>
-          <w:tcPr>
-            <w:tcW w:w="2154" w:type="dxa"/>
+                <w:sz w:val="17"/>
+              </w:rPr>
+              <w:t>Corrección de los defectos reportados</w:t>
+            </w:r>
+          </w:p>
+        </w:tc>
+        <w:tc>
+          <w:tcPr>
+            <w:tcW w:w="2494" w:type="dxa"/>
             <w:shd w:val="clear" w:color="auto" w:fill="F2F5FB"/>
           </w:tcPr>
           <w:p>
@@ -9543,15 +9985,15 @@
             </w:pPr>
             <w:r>
               <w:rPr>
-                <w:sz w:val="18"/>
-              </w:rPr>
-              <w:t>QA</w:t>
-            </w:r>
-          </w:p>
-        </w:tc>
-        <w:tc>
-          <w:tcPr>
-            <w:tcW w:w="1361" w:type="dxa"/>
+                <w:sz w:val="17"/>
+              </w:rPr>
+              <w:t>Carlos Josué Samayoa Contreras</w:t>
+            </w:r>
+          </w:p>
+        </w:tc>
+        <w:tc>
+          <w:tcPr>
+            <w:tcW w:w="1247" w:type="dxa"/>
             <w:shd w:val="clear" w:color="auto" w:fill="F2F5FB"/>
           </w:tcPr>
           <w:p>
@@ -9560,7 +10002,7 @@
             </w:pPr>
             <w:r>
               <w:rPr>
-                <w:sz w:val="18"/>
+                <w:sz w:val="17"/>
               </w:rPr>
               <w:t>Por definir</w:t>
             </w:r>
@@ -9568,7 +10010,7 @@
         </w:tc>
         <w:tc>
           <w:tcPr>
-            <w:tcW w:w="2268" w:type="dxa"/>
+            <w:tcW w:w="2041" w:type="dxa"/>
             <w:shd w:val="clear" w:color="auto" w:fill="F2F5FB"/>
           </w:tcPr>
           <w:p>
@@ -9577,7 +10019,7 @@
             </w:pPr>
             <w:r>
               <w:rPr>
-                <w:sz w:val="18"/>
+                <w:sz w:val="17"/>
               </w:rPr>
               <w:t>Planificado</w:t>
             </w:r>
@@ -9598,39 +10040,39 @@
             </w:pPr>
             <w:r>
               <w:rPr>
-                <w:sz w:val="18"/>
-              </w:rPr>
-              <w:t>Corrección de defectos y endurecimiento técnico</w:t>
-            </w:r>
-          </w:p>
-        </w:tc>
-        <w:tc>
-          <w:tcPr>
-            <w:tcW w:w="2154" w:type="dxa"/>
-          </w:tcPr>
-          <w:p>
-            <w:pPr>
-              <w:spacing w:before="40" w:after="40"/>
-            </w:pPr>
-            <w:r>
-              <w:rPr>
-                <w:sz w:val="18"/>
-              </w:rPr>
-              <w:t>Equipo</w:t>
-            </w:r>
-          </w:p>
-        </w:tc>
-        <w:tc>
-          <w:tcPr>
-            <w:tcW w:w="1361" w:type="dxa"/>
-          </w:tcPr>
-          <w:p>
-            <w:pPr>
-              <w:spacing w:before="40" w:after="40"/>
-            </w:pPr>
-            <w:r>
-              <w:rPr>
-                <w:sz w:val="18"/>
+                <w:sz w:val="17"/>
+              </w:rPr>
+              <w:t>Despliegue de las correcciones al ambiente de pruebas</w:t>
+            </w:r>
+          </w:p>
+        </w:tc>
+        <w:tc>
+          <w:tcPr>
+            <w:tcW w:w="2494" w:type="dxa"/>
+          </w:tcPr>
+          <w:p>
+            <w:pPr>
+              <w:spacing w:before="40" w:after="40"/>
+            </w:pPr>
+            <w:r>
+              <w:rPr>
+                <w:sz w:val="17"/>
+              </w:rPr>
+              <w:t>Jonathan Alexis Amaya Hernández</w:t>
+            </w:r>
+          </w:p>
+        </w:tc>
+        <w:tc>
+          <w:tcPr>
+            <w:tcW w:w="1247" w:type="dxa"/>
+          </w:tcPr>
+          <w:p>
+            <w:pPr>
+              <w:spacing w:before="40" w:after="40"/>
+            </w:pPr>
+            <w:r>
+              <w:rPr>
+                <w:sz w:val="17"/>
               </w:rPr>
               <w:t>Por definir</w:t>
             </w:r>
@@ -9638,15 +10080,15 @@
         </w:tc>
         <w:tc>
           <w:tcPr>
-            <w:tcW w:w="2268" w:type="dxa"/>
-          </w:tcPr>
-          <w:p>
-            <w:pPr>
-              <w:spacing w:before="40" w:after="40"/>
-            </w:pPr>
-            <w:r>
-              <w:rPr>
-                <w:sz w:val="18"/>
+            <w:tcW w:w="2041" w:type="dxa"/>
+          </w:tcPr>
+          <w:p>
+            <w:pPr>
+              <w:spacing w:before="40" w:after="40"/>
+            </w:pPr>
+            <w:r>
+              <w:rPr>
+                <w:sz w:val="17"/>
               </w:rPr>
               <w:t>Planificado</w:t>
             </w:r>
@@ -9668,7 +10110,575 @@
             </w:pPr>
             <w:r>
               <w:rPr>
-                <w:sz w:val="18"/>
+                <w:sz w:val="17"/>
+              </w:rPr>
+              <w:t>Revalidación de las correcciones desplegadas</w:t>
+            </w:r>
+          </w:p>
+        </w:tc>
+        <w:tc>
+          <w:tcPr>
+            <w:tcW w:w="2494" w:type="dxa"/>
+            <w:shd w:val="clear" w:color="auto" w:fill="F2F5FB"/>
+          </w:tcPr>
+          <w:p>
+            <w:pPr>
+              <w:spacing w:before="40" w:after="40"/>
+            </w:pPr>
+            <w:r>
+              <w:rPr>
+                <w:sz w:val="17"/>
+              </w:rPr>
+              <w:t>Jonathan Alexis Amaya Hernández</w:t>
+            </w:r>
+          </w:p>
+        </w:tc>
+        <w:tc>
+          <w:tcPr>
+            <w:tcW w:w="1247" w:type="dxa"/>
+            <w:shd w:val="clear" w:color="auto" w:fill="F2F5FB"/>
+          </w:tcPr>
+          <w:p>
+            <w:pPr>
+              <w:spacing w:before="40" w:after="40"/>
+            </w:pPr>
+            <w:r>
+              <w:rPr>
+                <w:sz w:val="17"/>
+              </w:rPr>
+              <w:t>Por definir</w:t>
+            </w:r>
+          </w:p>
+        </w:tc>
+        <w:tc>
+          <w:tcPr>
+            <w:tcW w:w="2041" w:type="dxa"/>
+            <w:shd w:val="clear" w:color="auto" w:fill="F2F5FB"/>
+          </w:tcPr>
+          <w:p>
+            <w:pPr>
+              <w:spacing w:before="40" w:after="40"/>
+            </w:pPr>
+            <w:r>
+              <w:rPr>
+                <w:sz w:val="17"/>
+              </w:rPr>
+              <w:t>Planificado</w:t>
+            </w:r>
+          </w:p>
+        </w:tc>
+      </w:tr>
+      <w:tr>
+        <w:trPr>
+          <w:jc w:val="center"/>
+        </w:trPr>
+        <w:tc>
+          <w:tcPr>
+            <w:tcW w:w="3515" w:type="dxa"/>
+          </w:tcPr>
+          <w:p>
+            <w:pPr>
+              <w:spacing w:before="40" w:after="40"/>
+            </w:pPr>
+            <w:r>
+              <w:rPr>
+                <w:sz w:val="17"/>
+              </w:rPr>
+              <w:t>Consultas de morosidad y estado de cuenta (HU-005 y HU-012)</w:t>
+            </w:r>
+          </w:p>
+        </w:tc>
+        <w:tc>
+          <w:tcPr>
+            <w:tcW w:w="2494" w:type="dxa"/>
+          </w:tcPr>
+          <w:p>
+            <w:pPr>
+              <w:spacing w:before="40" w:after="40"/>
+            </w:pPr>
+            <w:r>
+              <w:rPr>
+                <w:sz w:val="17"/>
+              </w:rPr>
+              <w:t>Carlos Josué Samayoa Contreras</w:t>
+            </w:r>
+          </w:p>
+        </w:tc>
+        <w:tc>
+          <w:tcPr>
+            <w:tcW w:w="1247" w:type="dxa"/>
+          </w:tcPr>
+          <w:p>
+            <w:pPr>
+              <w:spacing w:before="40" w:after="40"/>
+            </w:pPr>
+            <w:r>
+              <w:rPr>
+                <w:sz w:val="17"/>
+              </w:rPr>
+              <w:t>Por definir</w:t>
+            </w:r>
+          </w:p>
+        </w:tc>
+        <w:tc>
+          <w:tcPr>
+            <w:tcW w:w="2041" w:type="dxa"/>
+          </w:tcPr>
+          <w:p>
+            <w:pPr>
+              <w:spacing w:before="40" w:after="40"/>
+            </w:pPr>
+            <w:r>
+              <w:rPr>
+                <w:sz w:val="17"/>
+              </w:rPr>
+              <w:t>Planificado</w:t>
+            </w:r>
+          </w:p>
+        </w:tc>
+      </w:tr>
+      <w:tr>
+        <w:trPr>
+          <w:jc w:val="center"/>
+        </w:trPr>
+        <w:tc>
+          <w:tcPr>
+            <w:tcW w:w="3515" w:type="dxa"/>
+            <w:shd w:val="clear" w:color="auto" w:fill="F2F5FB"/>
+          </w:tcPr>
+          <w:p>
+            <w:pPr>
+              <w:spacing w:before="40" w:after="40"/>
+            </w:pPr>
+            <w:r>
+              <w:rPr>
+                <w:sz w:val="17"/>
+              </w:rPr>
+              <w:t>Conexión del tablero resumido a datos reales (HU-013)</w:t>
+            </w:r>
+          </w:p>
+        </w:tc>
+        <w:tc>
+          <w:tcPr>
+            <w:tcW w:w="2494" w:type="dxa"/>
+            <w:shd w:val="clear" w:color="auto" w:fill="F2F5FB"/>
+          </w:tcPr>
+          <w:p>
+            <w:pPr>
+              <w:spacing w:before="40" w:after="40"/>
+            </w:pPr>
+            <w:r>
+              <w:rPr>
+                <w:sz w:val="17"/>
+              </w:rPr>
+              <w:t>Carlos Josué Samayoa Contreras</w:t>
+            </w:r>
+          </w:p>
+        </w:tc>
+        <w:tc>
+          <w:tcPr>
+            <w:tcW w:w="1247" w:type="dxa"/>
+            <w:shd w:val="clear" w:color="auto" w:fill="F2F5FB"/>
+          </w:tcPr>
+          <w:p>
+            <w:pPr>
+              <w:spacing w:before="40" w:after="40"/>
+            </w:pPr>
+            <w:r>
+              <w:rPr>
+                <w:sz w:val="17"/>
+              </w:rPr>
+              <w:t>Por definir</w:t>
+            </w:r>
+          </w:p>
+        </w:tc>
+        <w:tc>
+          <w:tcPr>
+            <w:tcW w:w="2041" w:type="dxa"/>
+            <w:shd w:val="clear" w:color="auto" w:fill="F2F5FB"/>
+          </w:tcPr>
+          <w:p>
+            <w:pPr>
+              <w:spacing w:before="40" w:after="40"/>
+            </w:pPr>
+            <w:r>
+              <w:rPr>
+                <w:sz w:val="17"/>
+              </w:rPr>
+              <w:t>Planificado</w:t>
+            </w:r>
+          </w:p>
+        </w:tc>
+      </w:tr>
+      <w:tr>
+        <w:trPr>
+          <w:jc w:val="center"/>
+        </w:trPr>
+        <w:tc>
+          <w:tcPr>
+            <w:tcW w:w="3515" w:type="dxa"/>
+          </w:tcPr>
+          <w:p>
+            <w:pPr>
+              <w:spacing w:before="40" w:after="40"/>
+            </w:pPr>
+            <w:r>
+              <w:rPr>
+                <w:sz w:val="17"/>
+              </w:rPr>
+              <w:t>Módulo de reportes exportables (HU-015)</w:t>
+            </w:r>
+          </w:p>
+        </w:tc>
+        <w:tc>
+          <w:tcPr>
+            <w:tcW w:w="2494" w:type="dxa"/>
+          </w:tcPr>
+          <w:p>
+            <w:pPr>
+              <w:spacing w:before="40" w:after="40"/>
+            </w:pPr>
+            <w:r>
+              <w:rPr>
+                <w:sz w:val="17"/>
+              </w:rPr>
+              <w:t>Carlos Josué Samayoa Contreras</w:t>
+            </w:r>
+          </w:p>
+        </w:tc>
+        <w:tc>
+          <w:tcPr>
+            <w:tcW w:w="1247" w:type="dxa"/>
+          </w:tcPr>
+          <w:p>
+            <w:pPr>
+              <w:spacing w:before="40" w:after="40"/>
+            </w:pPr>
+            <w:r>
+              <w:rPr>
+                <w:sz w:val="17"/>
+              </w:rPr>
+              <w:t>Por definir</w:t>
+            </w:r>
+          </w:p>
+        </w:tc>
+        <w:tc>
+          <w:tcPr>
+            <w:tcW w:w="2041" w:type="dxa"/>
+          </w:tcPr>
+          <w:p>
+            <w:pPr>
+              <w:spacing w:before="40" w:after="40"/>
+            </w:pPr>
+            <w:r>
+              <w:rPr>
+                <w:sz w:val="17"/>
+              </w:rPr>
+              <w:t>Planificado</w:t>
+            </w:r>
+          </w:p>
+        </w:tc>
+      </w:tr>
+      <w:tr>
+        <w:trPr>
+          <w:jc w:val="center"/>
+        </w:trPr>
+        <w:tc>
+          <w:tcPr>
+            <w:tcW w:w="3515" w:type="dxa"/>
+            <w:shd w:val="clear" w:color="auto" w:fill="F2F5FB"/>
+          </w:tcPr>
+          <w:p>
+            <w:pPr>
+              <w:spacing w:before="40" w:after="40"/>
+            </w:pPr>
+            <w:r>
+              <w:rPr>
+                <w:sz w:val="17"/>
+              </w:rPr>
+              <w:t>Validación funcional de las historias incorporadas</w:t>
+            </w:r>
+          </w:p>
+        </w:tc>
+        <w:tc>
+          <w:tcPr>
+            <w:tcW w:w="2494" w:type="dxa"/>
+            <w:shd w:val="clear" w:color="auto" w:fill="F2F5FB"/>
+          </w:tcPr>
+          <w:p>
+            <w:pPr>
+              <w:spacing w:before="40" w:after="40"/>
+            </w:pPr>
+            <w:r>
+              <w:rPr>
+                <w:sz w:val="17"/>
+              </w:rPr>
+              <w:t>Jonathan Alexis Amaya Hernández</w:t>
+            </w:r>
+          </w:p>
+        </w:tc>
+        <w:tc>
+          <w:tcPr>
+            <w:tcW w:w="1247" w:type="dxa"/>
+            <w:shd w:val="clear" w:color="auto" w:fill="F2F5FB"/>
+          </w:tcPr>
+          <w:p>
+            <w:pPr>
+              <w:spacing w:before="40" w:after="40"/>
+            </w:pPr>
+            <w:r>
+              <w:rPr>
+                <w:sz w:val="17"/>
+              </w:rPr>
+              <w:t>Por definir</w:t>
+            </w:r>
+          </w:p>
+        </w:tc>
+        <w:tc>
+          <w:tcPr>
+            <w:tcW w:w="2041" w:type="dxa"/>
+            <w:shd w:val="clear" w:color="auto" w:fill="F2F5FB"/>
+          </w:tcPr>
+          <w:p>
+            <w:pPr>
+              <w:spacing w:before="40" w:after="40"/>
+            </w:pPr>
+            <w:r>
+              <w:rPr>
+                <w:sz w:val="17"/>
+              </w:rPr>
+              <w:t>Planificado</w:t>
+            </w:r>
+          </w:p>
+        </w:tc>
+      </w:tr>
+      <w:tr>
+        <w:trPr>
+          <w:jc w:val="center"/>
+        </w:trPr>
+        <w:tc>
+          <w:tcPr>
+            <w:tcW w:w="3515" w:type="dxa"/>
+          </w:tcPr>
+          <w:p>
+            <w:pPr>
+              <w:spacing w:before="40" w:after="40"/>
+            </w:pPr>
+            <w:r>
+              <w:rPr>
+                <w:sz w:val="17"/>
+              </w:rPr>
+              <w:t>Conclusión de la reconciliación del backlog histórico</w:t>
+            </w:r>
+          </w:p>
+        </w:tc>
+        <w:tc>
+          <w:tcPr>
+            <w:tcW w:w="2494" w:type="dxa"/>
+          </w:tcPr>
+          <w:p>
+            <w:pPr>
+              <w:spacing w:before="40" w:after="40"/>
+            </w:pPr>
+            <w:r>
+              <w:rPr>
+                <w:sz w:val="17"/>
+              </w:rPr>
+              <w:t>Carlos Josué Samayoa Contreras</w:t>
+            </w:r>
+          </w:p>
+        </w:tc>
+        <w:tc>
+          <w:tcPr>
+            <w:tcW w:w="1247" w:type="dxa"/>
+          </w:tcPr>
+          <w:p>
+            <w:pPr>
+              <w:spacing w:before="40" w:after="40"/>
+            </w:pPr>
+            <w:r>
+              <w:rPr>
+                <w:sz w:val="17"/>
+              </w:rPr>
+              <w:t>Por definir</w:t>
+            </w:r>
+          </w:p>
+        </w:tc>
+        <w:tc>
+          <w:tcPr>
+            <w:tcW w:w="2041" w:type="dxa"/>
+          </w:tcPr>
+          <w:p>
+            <w:pPr>
+              <w:spacing w:before="40" w:after="40"/>
+            </w:pPr>
+            <w:r>
+              <w:rPr>
+                <w:sz w:val="17"/>
+              </w:rPr>
+              <w:t>Planificado</w:t>
+            </w:r>
+          </w:p>
+        </w:tc>
+      </w:tr>
+      <w:tr>
+        <w:trPr>
+          <w:jc w:val="center"/>
+        </w:trPr>
+        <w:tc>
+          <w:tcPr>
+            <w:tcW w:w="3515" w:type="dxa"/>
+            <w:shd w:val="clear" w:color="auto" w:fill="F2F5FB"/>
+          </w:tcPr>
+          <w:p>
+            <w:pPr>
+              <w:spacing w:before="40" w:after="40"/>
+            </w:pPr>
+            <w:r>
+              <w:rPr>
+                <w:sz w:val="17"/>
+              </w:rPr>
+              <w:t>Atención de los hallazgos técnicos registrados durante el avance</w:t>
+            </w:r>
+          </w:p>
+        </w:tc>
+        <w:tc>
+          <w:tcPr>
+            <w:tcW w:w="2494" w:type="dxa"/>
+            <w:shd w:val="clear" w:color="auto" w:fill="F2F5FB"/>
+          </w:tcPr>
+          <w:p>
+            <w:pPr>
+              <w:spacing w:before="40" w:after="40"/>
+            </w:pPr>
+            <w:r>
+              <w:rPr>
+                <w:sz w:val="17"/>
+              </w:rPr>
+              <w:t>Carlos Josué Samayoa Contreras</w:t>
+            </w:r>
+          </w:p>
+        </w:tc>
+        <w:tc>
+          <w:tcPr>
+            <w:tcW w:w="1247" w:type="dxa"/>
+            <w:shd w:val="clear" w:color="auto" w:fill="F2F5FB"/>
+          </w:tcPr>
+          <w:p>
+            <w:pPr>
+              <w:spacing w:before="40" w:after="40"/>
+            </w:pPr>
+            <w:r>
+              <w:rPr>
+                <w:sz w:val="17"/>
+              </w:rPr>
+              <w:t>Por definir</w:t>
+            </w:r>
+          </w:p>
+        </w:tc>
+        <w:tc>
+          <w:tcPr>
+            <w:tcW w:w="2041" w:type="dxa"/>
+            <w:shd w:val="clear" w:color="auto" w:fill="F2F5FB"/>
+          </w:tcPr>
+          <w:p>
+            <w:pPr>
+              <w:spacing w:before="40" w:after="40"/>
+            </w:pPr>
+            <w:r>
+              <w:rPr>
+                <w:sz w:val="17"/>
+              </w:rPr>
+              <w:t>Planificado</w:t>
+            </w:r>
+          </w:p>
+        </w:tc>
+      </w:tr>
+      <w:tr>
+        <w:trPr>
+          <w:jc w:val="center"/>
+        </w:trPr>
+        <w:tc>
+          <w:tcPr>
+            <w:tcW w:w="3515" w:type="dxa"/>
+          </w:tcPr>
+          <w:p>
+            <w:pPr>
+              <w:spacing w:before="40" w:after="40"/>
+            </w:pPr>
+            <w:r>
+              <w:rPr>
+                <w:sz w:val="17"/>
+              </w:rPr>
+              <w:t>Coordinación de los cambios de código con el revisor técnico</w:t>
+            </w:r>
+          </w:p>
+        </w:tc>
+        <w:tc>
+          <w:tcPr>
+            <w:tcW w:w="2494" w:type="dxa"/>
+          </w:tcPr>
+          <w:p>
+            <w:pPr>
+              <w:spacing w:before="40" w:after="40"/>
+            </w:pPr>
+            <w:r>
+              <w:rPr>
+                <w:sz w:val="17"/>
+              </w:rPr>
+              <w:t>Carlos Josué Samayoa Contreras</w:t>
+            </w:r>
+          </w:p>
+        </w:tc>
+        <w:tc>
+          <w:tcPr>
+            <w:tcW w:w="1247" w:type="dxa"/>
+          </w:tcPr>
+          <w:p>
+            <w:pPr>
+              <w:spacing w:before="40" w:after="40"/>
+            </w:pPr>
+            <w:r>
+              <w:rPr>
+                <w:sz w:val="17"/>
+              </w:rPr>
+              <w:t>Por definir</w:t>
+            </w:r>
+          </w:p>
+        </w:tc>
+        <w:tc>
+          <w:tcPr>
+            <w:tcW w:w="2041" w:type="dxa"/>
+          </w:tcPr>
+          <w:p>
+            <w:pPr>
+              <w:spacing w:before="40" w:after="40"/>
+            </w:pPr>
+            <w:r>
+              <w:rPr>
+                <w:sz w:val="17"/>
+              </w:rPr>
+              <w:t>Planificado</w:t>
+            </w:r>
+          </w:p>
+        </w:tc>
+      </w:tr>
+      <w:tr>
+        <w:trPr>
+          <w:jc w:val="center"/>
+        </w:trPr>
+        <w:tc>
+          <w:tcPr>
+            <w:tcW w:w="3515" w:type="dxa"/>
+            <w:shd w:val="clear" w:color="auto" w:fill="F2F5FB"/>
+          </w:tcPr>
+          <w:p>
+            <w:pPr>
+              <w:spacing w:before="40" w:after="40"/>
+            </w:pPr>
+            <w:r>
+              <w:rPr>
+                <w:sz w:val="17"/>
               </w:rPr>
               <w:t>Documentación y presentación final</w:t>
             </w:r>
@@ -9676,7 +10686,7 @@
         </w:tc>
         <w:tc>
           <w:tcPr>
-            <w:tcW w:w="2154" w:type="dxa"/>
+            <w:tcW w:w="2494" w:type="dxa"/>
             <w:shd w:val="clear" w:color="auto" w:fill="F2F5FB"/>
           </w:tcPr>
           <w:p>
@@ -9685,7 +10695,7 @@
             </w:pPr>
             <w:r>
               <w:rPr>
-                <w:sz w:val="18"/>
+                <w:sz w:val="17"/>
               </w:rPr>
               <w:t>Equipo</w:t>
             </w:r>
@@ -9693,7 +10703,7 @@
         </w:tc>
         <w:tc>
           <w:tcPr>
-            <w:tcW w:w="1361" w:type="dxa"/>
+            <w:tcW w:w="1247" w:type="dxa"/>
             <w:shd w:val="clear" w:color="auto" w:fill="F2F5FB"/>
           </w:tcPr>
           <w:p>
@@ -9702,7 +10712,7 @@
             </w:pPr>
             <w:r>
               <w:rPr>
-                <w:sz w:val="18"/>
+                <w:sz w:val="17"/>
               </w:rPr>
               <w:t>Por definir</w:t>
             </w:r>
@@ -9710,7 +10720,7 @@
         </w:tc>
         <w:tc>
           <w:tcPr>
-            <w:tcW w:w="2268" w:type="dxa"/>
+            <w:tcW w:w="2041" w:type="dxa"/>
             <w:shd w:val="clear" w:color="auto" w:fill="F2F5FB"/>
           </w:tcPr>
           <w:p>
@@ -9719,7 +10729,7 @@
             </w:pPr>
             <w:r>
               <w:rPr>
-                <w:sz w:val="18"/>
+                <w:sz w:val="17"/>
               </w:rPr>
               <w:t>Planificado</w:t>
             </w:r>
@@ -9738,7 +10748,7 @@
           <w:color w:val="595959"/>
           <w:sz w:val="17"/>
         </w:rPr>
-        <w:t>Tabla 5. Distribución de actividades del equipo según las entregas del proyecto.</w:t>
+        <w:t>Tabla 6. Distribución de actividades del equipo según las entregas del proyecto.</w:t>
       </w:r>
     </w:p>
     <w:p>
@@ -9746,7 +10756,15 @@
         <w:jc w:val="both"/>
       </w:pPr>
       <w:r>
-        <w:t>Las fechas del tercer avance se consignan como «por definir» porque el calendario académico correspondiente no ha sido comunicado. La única fecha oficial conocida es la de entrega de este segundo avance: 27 de septiembre de 2026 a las 13:00.</w:t>
+        <w:t>La secuencia acordada para el ciclo de calidad es la siguiente: revisión técnica del código, integración a la rama de desarrollo, despliegue al ambiente de pruebas, validación funcional, registro de los defectos en el tablero, corrección desde la rama de desarrollo actualizada y nueva validación de lo corregido. Las correcciones no se realizan sobre la rama de este avance, que ya cumplió su propósito.</w:t>
+      </w:r>
+    </w:p>
+    <w:p>
+      <w:pPr>
+        <w:jc w:val="both"/>
+      </w:pPr>
+      <w:r>
+        <w:t>Las fechas se consignan como «por definir» porque el calendario académico correspondiente no ha sido comunicado. La única fecha oficial conocida es la de entrega de este segundo avance: 27 de septiembre de 2026 a las 13:00.</w:t>
       </w:r>
     </w:p>
     <w:p>
@@ -9758,7 +10776,7 @@
       <w:pPr>
         <w:pStyle w:val="Heading1"/>
       </w:pPr>
-      <w:bookmarkStart w:id="17" w:name="_Toc240281448"/>
+      <w:bookmarkStart w:id="17" w:name="_Toc240292447"/>
       <w:r>
         <w:lastRenderedPageBreak/>
         <w:t>9. Cronograma — diagrama de Gantt</w:t>
@@ -11661,7 +12679,7 @@
                 <w:color w:val="1F3864"/>
                 <w:sz w:val="15"/>
               </w:rPr>
-              <w:t>AVANCE 3 · Funcionalidad pendiente y QA</w:t>
+              <w:t>QA Y DESPLIEGUE · posterior a la integración</w:t>
             </w:r>
           </w:p>
         </w:tc>
@@ -11792,7 +12810,7 @@
               <w:rPr>
                 <w:sz w:val="15"/>
               </w:rPr>
-              <w:t>Consultas de cobranza (HU-005 y HU-012)</w:t>
+              <w:t>Despliegue del avance al ambiente de pruebas (JA)</w:t>
             </w:r>
           </w:p>
         </w:tc>
@@ -11870,7 +12888,6 @@
         <w:tc>
           <w:tcPr>
             <w:tcW w:w="539" w:type="dxa"/>
-            <w:shd w:val="clear" w:color="auto" w:fill="D6DCE5"/>
           </w:tcPr>
           <w:p>
             <w:pPr>
@@ -11915,7 +12932,7 @@
               <w:rPr>
                 <w:sz w:val="15"/>
               </w:rPr>
-              <w:t>Tablero con datos reales (HU-013)</w:t>
+              <w:t>Revisión funcional del build integrado (JA)</w:t>
             </w:r>
           </w:p>
         </w:tc>
@@ -11993,7 +13010,6 @@
         <w:tc>
           <w:tcPr>
             <w:tcW w:w="539" w:type="dxa"/>
-            <w:shd w:val="clear" w:color="auto" w:fill="D6DCE5"/>
           </w:tcPr>
           <w:p>
             <w:pPr>
@@ -12038,18 +13054,8 @@
               <w:rPr>
                 <w:sz w:val="15"/>
               </w:rPr>
-              <w:t>Módulo de reportes (HU-015)</w:t>
-            </w:r>
-          </w:p>
-        </w:tc>
-        <w:tc>
-          <w:tcPr>
-            <w:tcW w:w="539" w:type="dxa"/>
-          </w:tcPr>
-          <w:p>
-            <w:pPr>
-              <w:spacing w:before="40" w:after="40"/>
-            </w:pPr>
+              <w:t>Corrección de defectos reportados (CS)</w:t>
+            </w:r>
           </w:p>
         </w:tc>
         <w:tc>
@@ -12127,6 +13133,16 @@
           <w:tcPr>
             <w:tcW w:w="539" w:type="dxa"/>
             <w:shd w:val="clear" w:color="auto" w:fill="D6DCE5"/>
+          </w:tcPr>
+          <w:p>
+            <w:pPr>
+              <w:spacing w:before="40" w:after="40"/>
+            </w:pPr>
+          </w:p>
+        </w:tc>
+        <w:tc>
+          <w:tcPr>
+            <w:tcW w:w="539" w:type="dxa"/>
           </w:tcPr>
           <w:p>
             <w:pPr>
@@ -12161,7 +13177,7 @@
               <w:rPr>
                 <w:sz w:val="15"/>
               </w:rPr>
-              <w:t>Revisión funcional de QA</w:t>
+              <w:t>Despliegue de correcciones (JA)</w:t>
             </w:r>
           </w:p>
         </w:tc>
@@ -12249,7 +13265,6 @@
         <w:tc>
           <w:tcPr>
             <w:tcW w:w="539" w:type="dxa"/>
-            <w:shd w:val="clear" w:color="auto" w:fill="D6DCE5"/>
           </w:tcPr>
           <w:p>
             <w:pPr>
@@ -12275,26 +13290,22 @@
         <w:tc>
           <w:tcPr>
             <w:tcW w:w="4195" w:type="dxa"/>
-            <w:shd w:val="clear" w:color="auto" w:fill="DCE6F5"/>
-          </w:tcPr>
-          <w:p>
-            <w:pPr>
-              <w:spacing w:before="40" w:after="40"/>
-            </w:pPr>
-            <w:r>
-              <w:rPr>
-                <w:b/>
-                <w:color w:val="1F3864"/>
+          </w:tcPr>
+          <w:p>
+            <w:pPr>
+              <w:spacing w:before="40" w:after="40"/>
+            </w:pPr>
+            <w:r>
+              <w:rPr>
                 <w:sz w:val="15"/>
               </w:rPr>
-              <w:t>ENTREGA FINAL</w:t>
+              <w:t>Revalidación de correcciones (JA)</w:t>
             </w:r>
           </w:p>
         </w:tc>
         <w:tc>
           <w:tcPr>
             <w:tcW w:w="539" w:type="dxa"/>
-            <w:shd w:val="clear" w:color="auto" w:fill="DCE6F5"/>
           </w:tcPr>
           <w:p>
             <w:pPr>
@@ -12305,7 +13316,6 @@
         <w:tc>
           <w:tcPr>
             <w:tcW w:w="539" w:type="dxa"/>
-            <w:shd w:val="clear" w:color="auto" w:fill="DCE6F5"/>
           </w:tcPr>
           <w:p>
             <w:pPr>
@@ -12316,7 +13326,6 @@
         <w:tc>
           <w:tcPr>
             <w:tcW w:w="539" w:type="dxa"/>
-            <w:shd w:val="clear" w:color="auto" w:fill="DCE6F5"/>
           </w:tcPr>
           <w:p>
             <w:pPr>
@@ -12327,7 +13336,6 @@
         <w:tc>
           <w:tcPr>
             <w:tcW w:w="539" w:type="dxa"/>
-            <w:shd w:val="clear" w:color="auto" w:fill="DCE6F5"/>
           </w:tcPr>
           <w:p>
             <w:pPr>
@@ -12338,7 +13346,6 @@
         <w:tc>
           <w:tcPr>
             <w:tcW w:w="539" w:type="dxa"/>
-            <w:shd w:val="clear" w:color="auto" w:fill="DCE6F5"/>
           </w:tcPr>
           <w:p>
             <w:pPr>
@@ -12349,7 +13356,6 @@
         <w:tc>
           <w:tcPr>
             <w:tcW w:w="539" w:type="dxa"/>
-            <w:shd w:val="clear" w:color="auto" w:fill="DCE6F5"/>
           </w:tcPr>
           <w:p>
             <w:pPr>
@@ -12360,7 +13366,6 @@
         <w:tc>
           <w:tcPr>
             <w:tcW w:w="539" w:type="dxa"/>
-            <w:shd w:val="clear" w:color="auto" w:fill="DCE6F5"/>
           </w:tcPr>
           <w:p>
             <w:pPr>
@@ -12371,7 +13376,7 @@
         <w:tc>
           <w:tcPr>
             <w:tcW w:w="539" w:type="dxa"/>
-            <w:shd w:val="clear" w:color="auto" w:fill="DCE6F5"/>
+            <w:shd w:val="clear" w:color="auto" w:fill="D6DCE5"/>
           </w:tcPr>
           <w:p>
             <w:pPr>
@@ -12382,7 +13387,6 @@
         <w:tc>
           <w:tcPr>
             <w:tcW w:w="539" w:type="dxa"/>
-            <w:shd w:val="clear" w:color="auto" w:fill="DCE6F5"/>
           </w:tcPr>
           <w:p>
             <w:pPr>
@@ -12393,7 +13397,6 @@
         <w:tc>
           <w:tcPr>
             <w:tcW w:w="539" w:type="dxa"/>
-            <w:shd w:val="clear" w:color="auto" w:fill="DCE6F5"/>
           </w:tcPr>
           <w:p>
             <w:pPr>
@@ -12409,16 +13412,775 @@
         <w:tc>
           <w:tcPr>
             <w:tcW w:w="4195" w:type="dxa"/>
-          </w:tcPr>
-          <w:p>
-            <w:pPr>
-              <w:spacing w:before="40" w:after="40"/>
-            </w:pPr>
-            <w:r>
-              <w:rPr>
+            <w:shd w:val="clear" w:color="auto" w:fill="DCE6F5"/>
+          </w:tcPr>
+          <w:p>
+            <w:pPr>
+              <w:spacing w:before="40" w:after="40"/>
+            </w:pPr>
+            <w:r>
+              <w:rPr>
+                <w:b/>
+                <w:color w:val="1F3864"/>
                 <w:sz w:val="15"/>
               </w:rPr>
-              <w:t>Corrección de defectos y endurecimiento</w:t>
+              <w:t>AVANCE 3 · Funcionalidad pendiente</w:t>
+            </w:r>
+          </w:p>
+        </w:tc>
+        <w:tc>
+          <w:tcPr>
+            <w:tcW w:w="539" w:type="dxa"/>
+            <w:shd w:val="clear" w:color="auto" w:fill="DCE6F5"/>
+          </w:tcPr>
+          <w:p>
+            <w:pPr>
+              <w:spacing w:before="40" w:after="40"/>
+            </w:pPr>
+          </w:p>
+        </w:tc>
+        <w:tc>
+          <w:tcPr>
+            <w:tcW w:w="539" w:type="dxa"/>
+            <w:shd w:val="clear" w:color="auto" w:fill="DCE6F5"/>
+          </w:tcPr>
+          <w:p>
+            <w:pPr>
+              <w:spacing w:before="40" w:after="40"/>
+            </w:pPr>
+          </w:p>
+        </w:tc>
+        <w:tc>
+          <w:tcPr>
+            <w:tcW w:w="539" w:type="dxa"/>
+            <w:shd w:val="clear" w:color="auto" w:fill="DCE6F5"/>
+          </w:tcPr>
+          <w:p>
+            <w:pPr>
+              <w:spacing w:before="40" w:after="40"/>
+            </w:pPr>
+          </w:p>
+        </w:tc>
+        <w:tc>
+          <w:tcPr>
+            <w:tcW w:w="539" w:type="dxa"/>
+            <w:shd w:val="clear" w:color="auto" w:fill="DCE6F5"/>
+          </w:tcPr>
+          <w:p>
+            <w:pPr>
+              <w:spacing w:before="40" w:after="40"/>
+            </w:pPr>
+          </w:p>
+        </w:tc>
+        <w:tc>
+          <w:tcPr>
+            <w:tcW w:w="539" w:type="dxa"/>
+            <w:shd w:val="clear" w:color="auto" w:fill="DCE6F5"/>
+          </w:tcPr>
+          <w:p>
+            <w:pPr>
+              <w:spacing w:before="40" w:after="40"/>
+            </w:pPr>
+          </w:p>
+        </w:tc>
+        <w:tc>
+          <w:tcPr>
+            <w:tcW w:w="539" w:type="dxa"/>
+            <w:shd w:val="clear" w:color="auto" w:fill="DCE6F5"/>
+          </w:tcPr>
+          <w:p>
+            <w:pPr>
+              <w:spacing w:before="40" w:after="40"/>
+            </w:pPr>
+          </w:p>
+        </w:tc>
+        <w:tc>
+          <w:tcPr>
+            <w:tcW w:w="539" w:type="dxa"/>
+            <w:shd w:val="clear" w:color="auto" w:fill="DCE6F5"/>
+          </w:tcPr>
+          <w:p>
+            <w:pPr>
+              <w:spacing w:before="40" w:after="40"/>
+            </w:pPr>
+          </w:p>
+        </w:tc>
+        <w:tc>
+          <w:tcPr>
+            <w:tcW w:w="539" w:type="dxa"/>
+            <w:shd w:val="clear" w:color="auto" w:fill="DCE6F5"/>
+          </w:tcPr>
+          <w:p>
+            <w:pPr>
+              <w:spacing w:before="40" w:after="40"/>
+            </w:pPr>
+          </w:p>
+        </w:tc>
+        <w:tc>
+          <w:tcPr>
+            <w:tcW w:w="539" w:type="dxa"/>
+            <w:shd w:val="clear" w:color="auto" w:fill="DCE6F5"/>
+          </w:tcPr>
+          <w:p>
+            <w:pPr>
+              <w:spacing w:before="40" w:after="40"/>
+            </w:pPr>
+          </w:p>
+        </w:tc>
+        <w:tc>
+          <w:tcPr>
+            <w:tcW w:w="539" w:type="dxa"/>
+            <w:shd w:val="clear" w:color="auto" w:fill="DCE6F5"/>
+          </w:tcPr>
+          <w:p>
+            <w:pPr>
+              <w:spacing w:before="40" w:after="40"/>
+            </w:pPr>
+          </w:p>
+        </w:tc>
+      </w:tr>
+      <w:tr>
+        <w:trPr>
+          <w:jc w:val="center"/>
+        </w:trPr>
+        <w:tc>
+          <w:tcPr>
+            <w:tcW w:w="4195" w:type="dxa"/>
+          </w:tcPr>
+          <w:p>
+            <w:pPr>
+              <w:spacing w:before="40" w:after="40"/>
+            </w:pPr>
+            <w:r>
+              <w:rPr>
+                <w:sz w:val="15"/>
+              </w:rPr>
+              <w:t>Consultas de cobranza HU-005 y HU-012 (CS)</w:t>
+            </w:r>
+          </w:p>
+        </w:tc>
+        <w:tc>
+          <w:tcPr>
+            <w:tcW w:w="539" w:type="dxa"/>
+          </w:tcPr>
+          <w:p>
+            <w:pPr>
+              <w:spacing w:before="40" w:after="40"/>
+            </w:pPr>
+          </w:p>
+        </w:tc>
+        <w:tc>
+          <w:tcPr>
+            <w:tcW w:w="539" w:type="dxa"/>
+          </w:tcPr>
+          <w:p>
+            <w:pPr>
+              <w:spacing w:before="40" w:after="40"/>
+            </w:pPr>
+          </w:p>
+        </w:tc>
+        <w:tc>
+          <w:tcPr>
+            <w:tcW w:w="539" w:type="dxa"/>
+          </w:tcPr>
+          <w:p>
+            <w:pPr>
+              <w:spacing w:before="40" w:after="40"/>
+            </w:pPr>
+          </w:p>
+        </w:tc>
+        <w:tc>
+          <w:tcPr>
+            <w:tcW w:w="539" w:type="dxa"/>
+          </w:tcPr>
+          <w:p>
+            <w:pPr>
+              <w:spacing w:before="40" w:after="40"/>
+            </w:pPr>
+          </w:p>
+        </w:tc>
+        <w:tc>
+          <w:tcPr>
+            <w:tcW w:w="539" w:type="dxa"/>
+          </w:tcPr>
+          <w:p>
+            <w:pPr>
+              <w:spacing w:before="40" w:after="40"/>
+            </w:pPr>
+          </w:p>
+        </w:tc>
+        <w:tc>
+          <w:tcPr>
+            <w:tcW w:w="539" w:type="dxa"/>
+          </w:tcPr>
+          <w:p>
+            <w:pPr>
+              <w:spacing w:before="40" w:after="40"/>
+            </w:pPr>
+          </w:p>
+        </w:tc>
+        <w:tc>
+          <w:tcPr>
+            <w:tcW w:w="539" w:type="dxa"/>
+            <w:shd w:val="clear" w:color="auto" w:fill="D6DCE5"/>
+          </w:tcPr>
+          <w:p>
+            <w:pPr>
+              <w:spacing w:before="40" w:after="40"/>
+            </w:pPr>
+          </w:p>
+        </w:tc>
+        <w:tc>
+          <w:tcPr>
+            <w:tcW w:w="539" w:type="dxa"/>
+            <w:shd w:val="clear" w:color="auto" w:fill="D6DCE5"/>
+          </w:tcPr>
+          <w:p>
+            <w:pPr>
+              <w:spacing w:before="40" w:after="40"/>
+            </w:pPr>
+          </w:p>
+        </w:tc>
+        <w:tc>
+          <w:tcPr>
+            <w:tcW w:w="539" w:type="dxa"/>
+          </w:tcPr>
+          <w:p>
+            <w:pPr>
+              <w:spacing w:before="40" w:after="40"/>
+            </w:pPr>
+          </w:p>
+        </w:tc>
+        <w:tc>
+          <w:tcPr>
+            <w:tcW w:w="539" w:type="dxa"/>
+          </w:tcPr>
+          <w:p>
+            <w:pPr>
+              <w:spacing w:before="40" w:after="40"/>
+            </w:pPr>
+          </w:p>
+        </w:tc>
+      </w:tr>
+      <w:tr>
+        <w:trPr>
+          <w:jc w:val="center"/>
+        </w:trPr>
+        <w:tc>
+          <w:tcPr>
+            <w:tcW w:w="4195" w:type="dxa"/>
+          </w:tcPr>
+          <w:p>
+            <w:pPr>
+              <w:spacing w:before="40" w:after="40"/>
+            </w:pPr>
+            <w:r>
+              <w:rPr>
+                <w:sz w:val="15"/>
+              </w:rPr>
+              <w:t>Tablero con datos reales HU-013 (CS)</w:t>
+            </w:r>
+          </w:p>
+        </w:tc>
+        <w:tc>
+          <w:tcPr>
+            <w:tcW w:w="539" w:type="dxa"/>
+          </w:tcPr>
+          <w:p>
+            <w:pPr>
+              <w:spacing w:before="40" w:after="40"/>
+            </w:pPr>
+          </w:p>
+        </w:tc>
+        <w:tc>
+          <w:tcPr>
+            <w:tcW w:w="539" w:type="dxa"/>
+          </w:tcPr>
+          <w:p>
+            <w:pPr>
+              <w:spacing w:before="40" w:after="40"/>
+            </w:pPr>
+          </w:p>
+        </w:tc>
+        <w:tc>
+          <w:tcPr>
+            <w:tcW w:w="539" w:type="dxa"/>
+          </w:tcPr>
+          <w:p>
+            <w:pPr>
+              <w:spacing w:before="40" w:after="40"/>
+            </w:pPr>
+          </w:p>
+        </w:tc>
+        <w:tc>
+          <w:tcPr>
+            <w:tcW w:w="539" w:type="dxa"/>
+          </w:tcPr>
+          <w:p>
+            <w:pPr>
+              <w:spacing w:before="40" w:after="40"/>
+            </w:pPr>
+          </w:p>
+        </w:tc>
+        <w:tc>
+          <w:tcPr>
+            <w:tcW w:w="539" w:type="dxa"/>
+          </w:tcPr>
+          <w:p>
+            <w:pPr>
+              <w:spacing w:before="40" w:after="40"/>
+            </w:pPr>
+          </w:p>
+        </w:tc>
+        <w:tc>
+          <w:tcPr>
+            <w:tcW w:w="539" w:type="dxa"/>
+          </w:tcPr>
+          <w:p>
+            <w:pPr>
+              <w:spacing w:before="40" w:after="40"/>
+            </w:pPr>
+          </w:p>
+        </w:tc>
+        <w:tc>
+          <w:tcPr>
+            <w:tcW w:w="539" w:type="dxa"/>
+            <w:shd w:val="clear" w:color="auto" w:fill="D6DCE5"/>
+          </w:tcPr>
+          <w:p>
+            <w:pPr>
+              <w:spacing w:before="40" w:after="40"/>
+            </w:pPr>
+          </w:p>
+        </w:tc>
+        <w:tc>
+          <w:tcPr>
+            <w:tcW w:w="539" w:type="dxa"/>
+            <w:shd w:val="clear" w:color="auto" w:fill="D6DCE5"/>
+          </w:tcPr>
+          <w:p>
+            <w:pPr>
+              <w:spacing w:before="40" w:after="40"/>
+            </w:pPr>
+          </w:p>
+        </w:tc>
+        <w:tc>
+          <w:tcPr>
+            <w:tcW w:w="539" w:type="dxa"/>
+          </w:tcPr>
+          <w:p>
+            <w:pPr>
+              <w:spacing w:before="40" w:after="40"/>
+            </w:pPr>
+          </w:p>
+        </w:tc>
+        <w:tc>
+          <w:tcPr>
+            <w:tcW w:w="539" w:type="dxa"/>
+          </w:tcPr>
+          <w:p>
+            <w:pPr>
+              <w:spacing w:before="40" w:after="40"/>
+            </w:pPr>
+          </w:p>
+        </w:tc>
+      </w:tr>
+      <w:tr>
+        <w:trPr>
+          <w:jc w:val="center"/>
+        </w:trPr>
+        <w:tc>
+          <w:tcPr>
+            <w:tcW w:w="4195" w:type="dxa"/>
+          </w:tcPr>
+          <w:p>
+            <w:pPr>
+              <w:spacing w:before="40" w:after="40"/>
+            </w:pPr>
+            <w:r>
+              <w:rPr>
+                <w:sz w:val="15"/>
+              </w:rPr>
+              <w:t>Módulo de reportes HU-015 (CS)</w:t>
+            </w:r>
+          </w:p>
+        </w:tc>
+        <w:tc>
+          <w:tcPr>
+            <w:tcW w:w="539" w:type="dxa"/>
+          </w:tcPr>
+          <w:p>
+            <w:pPr>
+              <w:spacing w:before="40" w:after="40"/>
+            </w:pPr>
+          </w:p>
+        </w:tc>
+        <w:tc>
+          <w:tcPr>
+            <w:tcW w:w="539" w:type="dxa"/>
+          </w:tcPr>
+          <w:p>
+            <w:pPr>
+              <w:spacing w:before="40" w:after="40"/>
+            </w:pPr>
+          </w:p>
+        </w:tc>
+        <w:tc>
+          <w:tcPr>
+            <w:tcW w:w="539" w:type="dxa"/>
+          </w:tcPr>
+          <w:p>
+            <w:pPr>
+              <w:spacing w:before="40" w:after="40"/>
+            </w:pPr>
+          </w:p>
+        </w:tc>
+        <w:tc>
+          <w:tcPr>
+            <w:tcW w:w="539" w:type="dxa"/>
+          </w:tcPr>
+          <w:p>
+            <w:pPr>
+              <w:spacing w:before="40" w:after="40"/>
+            </w:pPr>
+          </w:p>
+        </w:tc>
+        <w:tc>
+          <w:tcPr>
+            <w:tcW w:w="539" w:type="dxa"/>
+          </w:tcPr>
+          <w:p>
+            <w:pPr>
+              <w:spacing w:before="40" w:after="40"/>
+            </w:pPr>
+          </w:p>
+        </w:tc>
+        <w:tc>
+          <w:tcPr>
+            <w:tcW w:w="539" w:type="dxa"/>
+          </w:tcPr>
+          <w:p>
+            <w:pPr>
+              <w:spacing w:before="40" w:after="40"/>
+            </w:pPr>
+          </w:p>
+        </w:tc>
+        <w:tc>
+          <w:tcPr>
+            <w:tcW w:w="539" w:type="dxa"/>
+          </w:tcPr>
+          <w:p>
+            <w:pPr>
+              <w:spacing w:before="40" w:after="40"/>
+            </w:pPr>
+          </w:p>
+        </w:tc>
+        <w:tc>
+          <w:tcPr>
+            <w:tcW w:w="539" w:type="dxa"/>
+            <w:shd w:val="clear" w:color="auto" w:fill="D6DCE5"/>
+          </w:tcPr>
+          <w:p>
+            <w:pPr>
+              <w:spacing w:before="40" w:after="40"/>
+            </w:pPr>
+          </w:p>
+        </w:tc>
+        <w:tc>
+          <w:tcPr>
+            <w:tcW w:w="539" w:type="dxa"/>
+            <w:shd w:val="clear" w:color="auto" w:fill="D6DCE5"/>
+          </w:tcPr>
+          <w:p>
+            <w:pPr>
+              <w:spacing w:before="40" w:after="40"/>
+            </w:pPr>
+          </w:p>
+        </w:tc>
+        <w:tc>
+          <w:tcPr>
+            <w:tcW w:w="539" w:type="dxa"/>
+          </w:tcPr>
+          <w:p>
+            <w:pPr>
+              <w:spacing w:before="40" w:after="40"/>
+            </w:pPr>
+          </w:p>
+        </w:tc>
+      </w:tr>
+      <w:tr>
+        <w:trPr>
+          <w:jc w:val="center"/>
+        </w:trPr>
+        <w:tc>
+          <w:tcPr>
+            <w:tcW w:w="4195" w:type="dxa"/>
+          </w:tcPr>
+          <w:p>
+            <w:pPr>
+              <w:spacing w:before="40" w:after="40"/>
+            </w:pPr>
+            <w:r>
+              <w:rPr>
+                <w:sz w:val="15"/>
+              </w:rPr>
+              <w:t>Validación funcional de lo incorporado (JA)</w:t>
+            </w:r>
+          </w:p>
+        </w:tc>
+        <w:tc>
+          <w:tcPr>
+            <w:tcW w:w="539" w:type="dxa"/>
+          </w:tcPr>
+          <w:p>
+            <w:pPr>
+              <w:spacing w:before="40" w:after="40"/>
+            </w:pPr>
+          </w:p>
+        </w:tc>
+        <w:tc>
+          <w:tcPr>
+            <w:tcW w:w="539" w:type="dxa"/>
+          </w:tcPr>
+          <w:p>
+            <w:pPr>
+              <w:spacing w:before="40" w:after="40"/>
+            </w:pPr>
+          </w:p>
+        </w:tc>
+        <w:tc>
+          <w:tcPr>
+            <w:tcW w:w="539" w:type="dxa"/>
+          </w:tcPr>
+          <w:p>
+            <w:pPr>
+              <w:spacing w:before="40" w:after="40"/>
+            </w:pPr>
+          </w:p>
+        </w:tc>
+        <w:tc>
+          <w:tcPr>
+            <w:tcW w:w="539" w:type="dxa"/>
+          </w:tcPr>
+          <w:p>
+            <w:pPr>
+              <w:spacing w:before="40" w:after="40"/>
+            </w:pPr>
+          </w:p>
+        </w:tc>
+        <w:tc>
+          <w:tcPr>
+            <w:tcW w:w="539" w:type="dxa"/>
+          </w:tcPr>
+          <w:p>
+            <w:pPr>
+              <w:spacing w:before="40" w:after="40"/>
+            </w:pPr>
+          </w:p>
+        </w:tc>
+        <w:tc>
+          <w:tcPr>
+            <w:tcW w:w="539" w:type="dxa"/>
+          </w:tcPr>
+          <w:p>
+            <w:pPr>
+              <w:spacing w:before="40" w:after="40"/>
+            </w:pPr>
+          </w:p>
+        </w:tc>
+        <w:tc>
+          <w:tcPr>
+            <w:tcW w:w="539" w:type="dxa"/>
+          </w:tcPr>
+          <w:p>
+            <w:pPr>
+              <w:spacing w:before="40" w:after="40"/>
+            </w:pPr>
+          </w:p>
+        </w:tc>
+        <w:tc>
+          <w:tcPr>
+            <w:tcW w:w="539" w:type="dxa"/>
+          </w:tcPr>
+          <w:p>
+            <w:pPr>
+              <w:spacing w:before="40" w:after="40"/>
+            </w:pPr>
+          </w:p>
+        </w:tc>
+        <w:tc>
+          <w:tcPr>
+            <w:tcW w:w="539" w:type="dxa"/>
+            <w:shd w:val="clear" w:color="auto" w:fill="D6DCE5"/>
+          </w:tcPr>
+          <w:p>
+            <w:pPr>
+              <w:spacing w:before="40" w:after="40"/>
+            </w:pPr>
+          </w:p>
+        </w:tc>
+        <w:tc>
+          <w:tcPr>
+            <w:tcW w:w="539" w:type="dxa"/>
+          </w:tcPr>
+          <w:p>
+            <w:pPr>
+              <w:spacing w:before="40" w:after="40"/>
+            </w:pPr>
+          </w:p>
+        </w:tc>
+      </w:tr>
+      <w:tr>
+        <w:trPr>
+          <w:jc w:val="center"/>
+        </w:trPr>
+        <w:tc>
+          <w:tcPr>
+            <w:tcW w:w="4195" w:type="dxa"/>
+            <w:shd w:val="clear" w:color="auto" w:fill="DCE6F5"/>
+          </w:tcPr>
+          <w:p>
+            <w:pPr>
+              <w:spacing w:before="40" w:after="40"/>
+            </w:pPr>
+            <w:r>
+              <w:rPr>
+                <w:b/>
+                <w:color w:val="1F3864"/>
+                <w:sz w:val="15"/>
+              </w:rPr>
+              <w:t>ENTREGA FINAL</w:t>
+            </w:r>
+          </w:p>
+        </w:tc>
+        <w:tc>
+          <w:tcPr>
+            <w:tcW w:w="539" w:type="dxa"/>
+            <w:shd w:val="clear" w:color="auto" w:fill="DCE6F5"/>
+          </w:tcPr>
+          <w:p>
+            <w:pPr>
+              <w:spacing w:before="40" w:after="40"/>
+            </w:pPr>
+          </w:p>
+        </w:tc>
+        <w:tc>
+          <w:tcPr>
+            <w:tcW w:w="539" w:type="dxa"/>
+            <w:shd w:val="clear" w:color="auto" w:fill="DCE6F5"/>
+          </w:tcPr>
+          <w:p>
+            <w:pPr>
+              <w:spacing w:before="40" w:after="40"/>
+            </w:pPr>
+          </w:p>
+        </w:tc>
+        <w:tc>
+          <w:tcPr>
+            <w:tcW w:w="539" w:type="dxa"/>
+            <w:shd w:val="clear" w:color="auto" w:fill="DCE6F5"/>
+          </w:tcPr>
+          <w:p>
+            <w:pPr>
+              <w:spacing w:before="40" w:after="40"/>
+            </w:pPr>
+          </w:p>
+        </w:tc>
+        <w:tc>
+          <w:tcPr>
+            <w:tcW w:w="539" w:type="dxa"/>
+            <w:shd w:val="clear" w:color="auto" w:fill="DCE6F5"/>
+          </w:tcPr>
+          <w:p>
+            <w:pPr>
+              <w:spacing w:before="40" w:after="40"/>
+            </w:pPr>
+          </w:p>
+        </w:tc>
+        <w:tc>
+          <w:tcPr>
+            <w:tcW w:w="539" w:type="dxa"/>
+            <w:shd w:val="clear" w:color="auto" w:fill="DCE6F5"/>
+          </w:tcPr>
+          <w:p>
+            <w:pPr>
+              <w:spacing w:before="40" w:after="40"/>
+            </w:pPr>
+          </w:p>
+        </w:tc>
+        <w:tc>
+          <w:tcPr>
+            <w:tcW w:w="539" w:type="dxa"/>
+            <w:shd w:val="clear" w:color="auto" w:fill="DCE6F5"/>
+          </w:tcPr>
+          <w:p>
+            <w:pPr>
+              <w:spacing w:before="40" w:after="40"/>
+            </w:pPr>
+          </w:p>
+        </w:tc>
+        <w:tc>
+          <w:tcPr>
+            <w:tcW w:w="539" w:type="dxa"/>
+            <w:shd w:val="clear" w:color="auto" w:fill="DCE6F5"/>
+          </w:tcPr>
+          <w:p>
+            <w:pPr>
+              <w:spacing w:before="40" w:after="40"/>
+            </w:pPr>
+          </w:p>
+        </w:tc>
+        <w:tc>
+          <w:tcPr>
+            <w:tcW w:w="539" w:type="dxa"/>
+            <w:shd w:val="clear" w:color="auto" w:fill="DCE6F5"/>
+          </w:tcPr>
+          <w:p>
+            <w:pPr>
+              <w:spacing w:before="40" w:after="40"/>
+            </w:pPr>
+          </w:p>
+        </w:tc>
+        <w:tc>
+          <w:tcPr>
+            <w:tcW w:w="539" w:type="dxa"/>
+            <w:shd w:val="clear" w:color="auto" w:fill="DCE6F5"/>
+          </w:tcPr>
+          <w:p>
+            <w:pPr>
+              <w:spacing w:before="40" w:after="40"/>
+            </w:pPr>
+          </w:p>
+        </w:tc>
+        <w:tc>
+          <w:tcPr>
+            <w:tcW w:w="539" w:type="dxa"/>
+            <w:shd w:val="clear" w:color="auto" w:fill="DCE6F5"/>
+          </w:tcPr>
+          <w:p>
+            <w:pPr>
+              <w:spacing w:before="40" w:after="40"/>
+            </w:pPr>
+          </w:p>
+        </w:tc>
+      </w:tr>
+      <w:tr>
+        <w:trPr>
+          <w:jc w:val="center"/>
+        </w:trPr>
+        <w:tc>
+          <w:tcPr>
+            <w:tcW w:w="4195" w:type="dxa"/>
+          </w:tcPr>
+          <w:p>
+            <w:pPr>
+              <w:spacing w:before="40" w:after="40"/>
+            </w:pPr>
+            <w:r>
+              <w:rPr>
+                <w:sz w:val="15"/>
+              </w:rPr>
+              <w:t>Endurecimiento técnico y hallazgos</w:t>
             </w:r>
           </w:p>
         </w:tc>
@@ -12773,12 +14535,22 @@
         <w:jc w:val="both"/>
       </w:pPr>
       <w:r>
-        <w:t>Las barras correspondientes a los dos primeros avances reflejan trabajo verificable en el historial del repositorio, que registra actividad continua entre el 21 de julio y el 14 de septiembre de 2026. Las del tercer avance se presentan como planificadas y su ubicación es tentativa, dado que el calendario académico correspondiente aún no ha sido comunicado.</w:t>
+        <w:t>Las barras correspondientes a los dos primeros avances reflejan trabajo verificable en el historial del repositorio, que registra actividad continua entre el 21 de julio y el 14 de septiembre de 2026. Las barras del bloque de calidad y despliegue y las del tercer avance se presentan como planificadas: ninguna de esas actividades se ha ejecutado todavía, y su ubicación es tentativa dado que el calendario académico correspondiente aún no ha sido comunicado.</w:t>
+      </w:r>
+    </w:p>
+    <w:p>
+      <w:pPr>
+        <w:jc w:val="both"/>
+      </w:pPr>
+      <w:r>
+        <w:t>Las iniciales indican el responsable asignado. CS corresponde a Carlos Josué Samayoa Contreras, a cargo de la arquitectura, el desarrollo, la evolución del código para cumplir los criterios de la rúbrica, la gestión del backlog y la corrección de defectos. JA corresponde a Jonathan Alexis Amaya Hernández, a cargo de la validación funcional y del despliegue de los avances y sus correcciones. El bloque de calidad aparece después de la integración porque el ambiente de pruebas se alimenta desde la rama princip</w:t>
+      </w:r>
+      <w:r>
+        <w:t>al de desarrollo.</w:t>
       </w:r>
     </w:p>
     <w:p>
       <w:r>
-        <w:lastRenderedPageBreak/>
         <w:br w:type="page"/>
       </w:r>
     </w:p>
@@ -12786,7 +14558,7 @@
       <w:pPr>
         <w:pStyle w:val="Heading1"/>
       </w:pPr>
-      <w:bookmarkStart w:id="18" w:name="_Toc240281449"/>
+      <w:bookmarkStart w:id="18" w:name="_Toc240292448"/>
       <w:r>
         <w:lastRenderedPageBreak/>
         <w:t>10. Entradas y salidas del sistema</w:t>
@@ -13514,7 +15286,7 @@
           <w:color w:val="595959"/>
           <w:sz w:val="17"/>
         </w:rPr>
-        <w:t>Tabla 6. Entradas y salidas por módulo del sistema.</w:t>
+        <w:t>Tabla 7. Entradas y salidas por módulo del sistema.</w:t>
       </w:r>
     </w:p>
     <w:p>
@@ -13526,7 +15298,7 @@
       <w:pPr>
         <w:pStyle w:val="Heading1"/>
       </w:pPr>
-      <w:bookmarkStart w:id="19" w:name="_Toc240281450"/>
+      <w:bookmarkStart w:id="19" w:name="_Toc240292449"/>
       <w:r>
         <w:lastRenderedPageBreak/>
         <w:t>11. Declaración de entidades del sistema</w:t>
@@ -14575,7 +16347,7 @@
           <w:color w:val="595959"/>
           <w:sz w:val="17"/>
         </w:rPr>
-        <w:t>Tabla 7. Entidades del dominio tras el segundo avance.</w:t>
+        <w:t>Tabla 8. Entidades del dominio tras el segundo avance.</w:t>
       </w:r>
     </w:p>
     <w:p>
@@ -14587,7 +16359,7 @@
       <w:pPr>
         <w:pStyle w:val="Heading1"/>
       </w:pPr>
-      <w:bookmarkStart w:id="20" w:name="_Toc240281451"/>
+      <w:bookmarkStart w:id="20" w:name="_Toc240292450"/>
       <w:r>
         <w:lastRenderedPageBreak/>
         <w:t>12. El proyecto: evolución técnica del segundo avance</w:t>
@@ -14598,7 +16370,7 @@
       <w:pPr>
         <w:pStyle w:val="Heading2"/>
       </w:pPr>
-      <w:bookmarkStart w:id="21" w:name="_Toc240281452"/>
+      <w:bookmarkStart w:id="21" w:name="_Toc240292451"/>
       <w:r>
         <w:t>12.1 Tecnología empleada</w:t>
       </w:r>
@@ -15146,14 +16918,14 @@
           <w:color w:val="595959"/>
           <w:sz w:val="17"/>
         </w:rPr>
-        <w:t>Tabla 8. Conjunto tecnológico del proyecto.</w:t>
+        <w:t>Tabla 9. Conjunto tecnológico del proyecto.</w:t>
       </w:r>
     </w:p>
     <w:p>
       <w:pPr>
         <w:pStyle w:val="Heading2"/>
       </w:pPr>
-      <w:bookmarkStart w:id="22" w:name="_Toc240281453"/>
+      <w:bookmarkStart w:id="22" w:name="_Toc240292452"/>
       <w:r>
         <w:t>12.2 Aclaraciones técnicas validadas por el facilitador</w:t>
       </w:r>
@@ -15427,14 +17199,14 @@
           <w:color w:val="595959"/>
           <w:sz w:val="17"/>
         </w:rPr>
-        <w:t>Tabla 9. Consultas planteadas al facilitador y su incidencia en el avance.</w:t>
+        <w:t>Tabla 10. Consultas planteadas al facilitador y su incidencia en el avance.</w:t>
       </w:r>
     </w:p>
     <w:p>
       <w:pPr>
         <w:pStyle w:val="Heading2"/>
       </w:pPr>
-      <w:bookmarkStart w:id="23" w:name="_Toc240281454"/>
+      <w:bookmarkStart w:id="23" w:name="_Toc240292453"/>
       <w:r>
         <w:t>12.3 Evolución del primer avance y diseño de clases</w:t>
       </w:r>
@@ -15877,14 +17649,14 @@
           <w:color w:val="595959"/>
           <w:sz w:val="17"/>
         </w:rPr>
-        <w:t>Tabla 10. Evolución del diseño entre el primer y el segundo avance.</w:t>
+        <w:t>Tabla 11. Evolución del diseño entre el primer y el segundo avance.</w:t>
       </w:r>
     </w:p>
     <w:p>
       <w:pPr>
         <w:pStyle w:val="Heading2"/>
       </w:pPr>
-      <w:bookmarkStart w:id="24" w:name="_Toc240281455"/>
+      <w:bookmarkStart w:id="24" w:name="_Toc240292454"/>
       <w:r>
         <w:t>12.4 Encapsulamiento</w:t>
       </w:r>
@@ -16054,7 +17826,7 @@
       <w:pPr>
         <w:pStyle w:val="Heading2"/>
       </w:pPr>
-      <w:bookmarkStart w:id="25" w:name="_Toc240281456"/>
+      <w:bookmarkStart w:id="25" w:name="_Toc240292455"/>
       <w:r>
         <w:lastRenderedPageBreak/>
         <w:t>12.5 Herencia</w:t>
@@ -16226,7 +17998,7 @@
       <w:pPr>
         <w:pStyle w:val="Heading2"/>
       </w:pPr>
-      <w:bookmarkStart w:id="26" w:name="_Toc240281457"/>
+      <w:bookmarkStart w:id="26" w:name="_Toc240292456"/>
       <w:r>
         <w:t>12.6 Polimorfismo</w:t>
       </w:r>
@@ -16434,7 +18206,7 @@
       <w:pPr>
         <w:pStyle w:val="Heading2"/>
       </w:pPr>
-      <w:bookmarkStart w:id="27" w:name="_Toc240281458"/>
+      <w:bookmarkStart w:id="27" w:name="_Toc240292457"/>
       <w:r>
         <w:t>12.7 Programación concurrente</w:t>
       </w:r>
@@ -16926,7 +18698,7 @@
           <w:color w:val="595959"/>
           <w:sz w:val="17"/>
         </w:rPr>
-        <w:t>Tabla 11. Inventario de mecanismos de concurrencia presentes en el sistema.</w:t>
+        <w:t>Tabla 12. Inventario de mecanismos de concurrencia presentes en el sistema.</w:t>
       </w:r>
     </w:p>
     <w:p>
@@ -17009,7 +18781,7 @@
       <w:pPr>
         <w:pStyle w:val="Heading2"/>
       </w:pPr>
-      <w:bookmarkStart w:id="28" w:name="_Toc240281459"/>
+      <w:bookmarkStart w:id="28" w:name="_Toc240292458"/>
       <w:r>
         <w:t>12.8 Clases abstractas</w:t>
       </w:r>
@@ -17197,7 +18969,7 @@
       <w:pPr>
         <w:pStyle w:val="Heading2"/>
       </w:pPr>
-      <w:bookmarkStart w:id="29" w:name="_Toc240281460"/>
+      <w:bookmarkStart w:id="29" w:name="_Toc240292459"/>
       <w:r>
         <w:t>12.9 Colecciones</w:t>
       </w:r>
@@ -17749,7 +19521,7 @@
           <w:color w:val="595959"/>
           <w:sz w:val="17"/>
         </w:rPr>
-        <w:t>Tabla 12. Estructuras de datos empleadas y su función.</w:t>
+        <w:t>Tabla 13. Estructuras de datos empleadas y su función.</w:t>
       </w:r>
     </w:p>
     <w:p>
@@ -17781,7 +19553,7 @@
       <w:pPr>
         <w:pStyle w:val="Heading2"/>
       </w:pPr>
-      <w:bookmarkStart w:id="30" w:name="_Toc240281461"/>
+      <w:bookmarkStart w:id="30" w:name="_Toc240292460"/>
       <w:r>
         <w:t>12.10 Arquitectura por capas</w:t>
       </w:r>
@@ -18343,7 +20115,7 @@
           <w:color w:val="595959"/>
           <w:sz w:val="17"/>
         </w:rPr>
-        <w:t>Tabla 13. Distribución de responsabilidades por capa.</w:t>
+        <w:t>Tabla 14. Distribución de responsabilidades por capa.</w:t>
       </w:r>
     </w:p>
     <w:p>
@@ -18377,7 +20149,7 @@
       <w:pPr>
         <w:pStyle w:val="Heading2"/>
       </w:pPr>
-      <w:bookmarkStart w:id="31" w:name="_Toc240281462"/>
+      <w:bookmarkStart w:id="31" w:name="_Toc240292461"/>
       <w:r>
         <w:lastRenderedPageBreak/>
         <w:t>12.11 Persistencia mediante archivos .dat</w:t>
@@ -18555,7 +20327,7 @@
       <w:pPr>
         <w:pStyle w:val="Heading2"/>
       </w:pPr>
-      <w:bookmarkStart w:id="32" w:name="_Toc240281463"/>
+      <w:bookmarkStart w:id="32" w:name="_Toc240292462"/>
       <w:r>
         <w:t>12.12 Versionamiento con Git</w:t>
       </w:r>
@@ -19334,7 +21106,7 @@
           <w:color w:val="595959"/>
           <w:sz w:val="17"/>
         </w:rPr>
-        <w:t>Tabla 14. Commits del segundo avance y su trazabilidad con el tablero.</w:t>
+        <w:t>Tabla 15. Commits del segundo avance y su trazabilidad con el tablero.</w:t>
       </w:r>
     </w:p>
     <w:p>
@@ -19349,7 +21121,7 @@
       <w:pPr>
         <w:pStyle w:val="Heading2"/>
       </w:pPr>
-      <w:bookmarkStart w:id="33" w:name="_Toc240281464"/>
+      <w:bookmarkStart w:id="33" w:name="_Toc240292463"/>
       <w:r>
         <w:t>12.13 Integración y funcionamiento del proyecto</w:t>
       </w:r>
@@ -19694,7 +21466,7 @@
           <w:color w:val="595959"/>
           <w:sz w:val="17"/>
         </w:rPr>
-        <w:t>Tabla 15. Resultado de la ejecución de la batería de pruebas.</w:t>
+        <w:t>Tabla 16. Resultado de la ejecución de la batería de pruebas.</w:t>
       </w:r>
     </w:p>
     <w:p>
@@ -19717,7 +21489,7 @@
       <w:pPr>
         <w:pStyle w:val="Heading2"/>
       </w:pPr>
-      <w:bookmarkStart w:id="34" w:name="_Toc240281465"/>
+      <w:bookmarkStart w:id="34" w:name="_Toc240292464"/>
       <w:r>
         <w:t>12.14 Documentación técnica y preparación de la presentación</w:t>
       </w:r>
@@ -20101,7 +21873,7 @@
           <w:color w:val="595959"/>
           <w:sz w:val="17"/>
         </w:rPr>
-        <w:t>Tabla 16. Documentos de evidencia técnica versionados con el proyecto.</w:t>
+        <w:t>Tabla 17. Documentos de evidencia técnica versionados con el proyecto.</w:t>
       </w:r>
     </w:p>
     <w:p>
@@ -20121,7 +21893,7 @@
       <w:pPr>
         <w:pStyle w:val="Heading1"/>
       </w:pPr>
-      <w:bookmarkStart w:id="35" w:name="_Toc240281466"/>
+      <w:bookmarkStart w:id="35" w:name="_Toc240292465"/>
       <w:r>
         <w:lastRenderedPageBreak/>
         <w:t>13. Conclusiones</w:t>
@@ -20221,7 +21993,7 @@
       <w:pPr>
         <w:pStyle w:val="Heading1"/>
       </w:pPr>
-      <w:bookmarkStart w:id="36" w:name="_Toc240281467"/>
+      <w:bookmarkStart w:id="36" w:name="_Toc240292466"/>
       <w:r>
         <w:t>14. Bibliografía</w:t>
       </w:r>
@@ -20614,31 +22386,31 @@
       </w:rPr>
     </w:lvl>
   </w:abstractNum>
-  <w:num w:numId="1" w16cid:durableId="575087556">
+  <w:num w:numId="1" w16cid:durableId="1811900017">
     <w:abstractNumId w:val="8"/>
   </w:num>
-  <w:num w:numId="2" w16cid:durableId="220216008">
+  <w:num w:numId="2" w16cid:durableId="1024136559">
     <w:abstractNumId w:val="6"/>
   </w:num>
-  <w:num w:numId="3" w16cid:durableId="1423918457">
+  <w:num w:numId="3" w16cid:durableId="614216514">
     <w:abstractNumId w:val="5"/>
   </w:num>
-  <w:num w:numId="4" w16cid:durableId="1709835301">
+  <w:num w:numId="4" w16cid:durableId="407533907">
     <w:abstractNumId w:val="4"/>
   </w:num>
-  <w:num w:numId="5" w16cid:durableId="2124182702">
+  <w:num w:numId="5" w16cid:durableId="826441365">
     <w:abstractNumId w:val="7"/>
   </w:num>
-  <w:num w:numId="6" w16cid:durableId="563181639">
+  <w:num w:numId="6" w16cid:durableId="1953902013">
     <w:abstractNumId w:val="3"/>
   </w:num>
-  <w:num w:numId="7" w16cid:durableId="1580556822">
+  <w:num w:numId="7" w16cid:durableId="269313980">
     <w:abstractNumId w:val="2"/>
   </w:num>
-  <w:num w:numId="8" w16cid:durableId="750002250">
+  <w:num w:numId="8" w16cid:durableId="703100119">
     <w:abstractNumId w:val="1"/>
   </w:num>
-  <w:num w:numId="9" w16cid:durableId="1606884130">
+  <w:num w:numId="9" w16cid:durableId="377239214">
     <w:abstractNumId w:val="0"/>
   </w:num>
 </w:numbering>
@@ -32039,7 +33811,7 @@
     <w:autoRedefine/>
     <w:uiPriority w:val="39"/>
     <w:unhideWhenUsed/>
-    <w:rsid w:val="005D0BB2"/>
+    <w:rsid w:val="00CC15F3"/>
     <w:pPr>
       <w:spacing w:after="100"/>
     </w:pPr>
@@ -32051,7 +33823,7 @@
     <w:autoRedefine/>
     <w:uiPriority w:val="39"/>
     <w:unhideWhenUsed/>
-    <w:rsid w:val="005D0BB2"/>
+    <w:rsid w:val="00CC15F3"/>
     <w:pPr>
       <w:spacing w:after="100"/>
       <w:ind w:left="220"/>
@@ -32062,7 +33834,7 @@
     <w:basedOn w:val="DefaultParagraphFont"/>
     <w:uiPriority w:val="99"/>
     <w:unhideWhenUsed/>
-    <w:rsid w:val="005D0BB2"/>
+    <w:rsid w:val="00CC15F3"/>
     <w:rPr>
       <w:color w:val="0000FF" w:themeColor="hyperlink"/>
       <w:u w:val="single"/>
